--- a/products-storage/04-polnyy-komplekt-pto/01-30-bazovye-pakety/01-zakrytie-rabot/04-akt-priemki.docx
+++ b/products-storage/04-polnyy-komplekt-pto/01-30-bazovye-pakety/01-zakrytie-rabot/04-akt-priemki.docx
@@ -17,7 +17,7 @@
       <w:r>
         <w:rPr>
           <w:i/>
-          <w:color w:val="E85D22"/>
+          <w:color w:val="B49A65"/>
         </w:rPr>
         <w:t>Заполните поля в квадратных скобках и удалите подсказки перед отправкой.</w:t>
       </w:r>
@@ -729,7 +729,7 @@
       <w:rFonts w:asciiTheme="majorHAnsi" w:eastAsiaTheme="majorEastAsia" w:hAnsiTheme="majorHAnsi" w:cstheme="majorBidi" w:ascii="Arial" w:hAnsi="Arial"/>
       <w:b/>
       <w:bCs/>
-      <w:color w:val="2E74B5"/>
+      <w:color w:val="34383B"/>
       <w:sz w:val="32"/>
       <w:szCs w:val="28"/>
     </w:rPr>
@@ -753,7 +753,7 @@
       <w:rFonts w:asciiTheme="majorHAnsi" w:eastAsiaTheme="majorEastAsia" w:hAnsiTheme="majorHAnsi" w:cstheme="majorBidi" w:ascii="Arial" w:hAnsi="Arial"/>
       <w:b/>
       <w:bCs/>
-      <w:color w:val="2E74B5"/>
+      <w:color w:val="34383B"/>
       <w:sz w:val="26"/>
       <w:szCs w:val="26"/>
     </w:rPr>
@@ -1009,7 +1009,7 @@
     <w:rsid w:val="00FC693F"/>
     <w:pPr>
       <w:pBdr>
-        <w:bottom w:val="single" w:sz="8" w:space="4" w:color="4F81BD" w:themeColor="accent1"/>
+        <w:bottom w:val="single" w:sz="8" w:space="4" w:color="B49A65"/>
       </w:pBdr>
       <w:spacing w:after="240" w:line="240" w:lineRule="auto" w:before="0"/>
       <w:contextualSpacing/>

--- a/products-storage/04-polnyy-komplekt-pto/01-30-bazovye-pakety/01-zakrytie-rabot/04-akt-priemki.docx
+++ b/products-storage/04-polnyy-komplekt-pto/01-30-bazovye-pakety/01-zakrytie-rabot/04-akt-priemki.docx
@@ -5,6 +5,7 @@
     <w:p>
       <w:pPr>
         <w:pStyle w:val="Title"/>
+        <w:keepNext/>
         <w:spacing w:after="180"/>
       </w:pPr>
       <w:r>
@@ -12,8 +13,8 @@
           <w:rFonts w:ascii="Times New Roman" w:cs="Times New Roman" w:eastAsia="Times New Roman" w:hAnsi="Times New Roman"/>
           <w:b/>
           <w:bCs/>
-          <w:color w:val="34383B"/>
-          <w:sz w:val="30"/>
+          <w:color w:val="000000"/>
+          <w:sz w:val="34"/>
           <w:szCs w:val="30"/>
         </w:rPr>
         <w:t xml:space="preserve">Акт приёмки результата работ</w:t>
@@ -21,11 +22,12 @@
     </w:p>
     <w:p>
       <w:pPr>
-        <w:spacing w:after="70" w:line="276"/>
-      </w:pPr>
-      <w:r>
-        <w:rPr>
-          <w:rFonts w:ascii="Times New Roman" w:cs="Times New Roman" w:eastAsia="Times New Roman" w:hAnsi="Times New Roman"/>
+        <w:spacing w:after="60" w:line="276"/>
+      </w:pPr>
+      <w:r>
+        <w:rPr>
+          <w:rFonts w:ascii="Times New Roman" w:cs="Times New Roman" w:eastAsia="Times New Roman" w:hAnsi="Times New Roman"/>
+          <w:color w:val="262F37"/>
           <w:sz w:val="21"/>
           <w:szCs w:val="21"/>
         </w:rPr>
@@ -38,7 +40,7 @@
           <w:bCs/>
           <w:i w:val="false"/>
           <w:iCs w:val="false"/>
-          <w:color w:val="000000"/>
+          <w:color w:val="262F37"/>
           <w:sz w:val="21"/>
           <w:szCs w:val="21"/>
         </w:rPr>
@@ -47,6 +49,7 @@
       <w:r>
         <w:rPr>
           <w:rFonts w:ascii="Times New Roman" w:cs="Times New Roman" w:eastAsia="Times New Roman" w:hAnsi="Times New Roman"/>
+          <w:color w:val="262F37"/>
           <w:sz w:val="21"/>
           <w:szCs w:val="21"/>
         </w:rPr>
@@ -59,7 +62,7 @@
           <w:bCs/>
           <w:i w:val="false"/>
           <w:iCs w:val="false"/>
-          <w:color w:val="000000"/>
+          <w:color w:val="262F37"/>
           <w:sz w:val="21"/>
           <w:szCs w:val="21"/>
         </w:rPr>
@@ -68,11 +71,12 @@
     </w:p>
     <w:p>
       <w:pPr>
-        <w:spacing w:after="70" w:line="276"/>
-      </w:pPr>
-      <w:r>
-        <w:rPr>
-          <w:rFonts w:ascii="Times New Roman" w:cs="Times New Roman" w:eastAsia="Times New Roman" w:hAnsi="Times New Roman"/>
+        <w:spacing w:after="60" w:line="276"/>
+      </w:pPr>
+      <w:r>
+        <w:rPr>
+          <w:rFonts w:ascii="Times New Roman" w:cs="Times New Roman" w:eastAsia="Times New Roman" w:hAnsi="Times New Roman"/>
+          <w:color w:val="262F37"/>
           <w:sz w:val="21"/>
           <w:szCs w:val="21"/>
         </w:rPr>
@@ -85,7 +89,7 @@
           <w:bCs/>
           <w:i w:val="false"/>
           <w:iCs w:val="false"/>
-          <w:color w:val="000000"/>
+          <w:color w:val="262F37"/>
           <w:sz w:val="21"/>
           <w:szCs w:val="21"/>
         </w:rPr>
@@ -94,6 +98,7 @@
       <w:r>
         <w:rPr>
           <w:rFonts w:ascii="Times New Roman" w:cs="Times New Roman" w:eastAsia="Times New Roman" w:hAnsi="Times New Roman"/>
+          <w:color w:val="262F37"/>
           <w:sz w:val="21"/>
           <w:szCs w:val="21"/>
         </w:rPr>
@@ -106,7 +111,7 @@
           <w:bCs/>
           <w:i w:val="false"/>
           <w:iCs w:val="false"/>
-          <w:color w:val="000000"/>
+          <w:color w:val="262F37"/>
           <w:sz w:val="21"/>
           <w:szCs w:val="21"/>
         </w:rPr>
@@ -115,11 +120,12 @@
     </w:p>
     <w:p>
       <w:pPr>
-        <w:spacing w:after="70" w:line="276"/>
-      </w:pPr>
-      <w:r>
-        <w:rPr>
-          <w:rFonts w:ascii="Times New Roman" w:cs="Times New Roman" w:eastAsia="Times New Roman" w:hAnsi="Times New Roman"/>
+        <w:spacing w:after="60" w:line="276"/>
+      </w:pPr>
+      <w:r>
+        <w:rPr>
+          <w:rFonts w:ascii="Times New Roman" w:cs="Times New Roman" w:eastAsia="Times New Roman" w:hAnsi="Times New Roman"/>
+          <w:color w:val="262F37"/>
           <w:sz w:val="21"/>
           <w:szCs w:val="21"/>
         </w:rPr>
@@ -132,7 +138,7 @@
           <w:bCs/>
           <w:i w:val="false"/>
           <w:iCs w:val="false"/>
-          <w:color w:val="000000"/>
+          <w:color w:val="262F37"/>
           <w:sz w:val="21"/>
           <w:szCs w:val="21"/>
         </w:rPr>
@@ -141,6 +147,7 @@
       <w:r>
         <w:rPr>
           <w:rFonts w:ascii="Times New Roman" w:cs="Times New Roman" w:eastAsia="Times New Roman" w:hAnsi="Times New Roman"/>
+          <w:color w:val="262F37"/>
           <w:sz w:val="21"/>
           <w:szCs w:val="21"/>
         </w:rPr>
@@ -153,7 +160,7 @@
           <w:bCs/>
           <w:i w:val="false"/>
           <w:iCs w:val="false"/>
-          <w:color w:val="000000"/>
+          <w:color w:val="262F37"/>
           <w:sz w:val="21"/>
           <w:szCs w:val="21"/>
         </w:rPr>
@@ -162,11 +169,12 @@
     </w:p>
     <w:p>
       <w:pPr>
-        <w:spacing w:after="70" w:line="276"/>
-      </w:pPr>
-      <w:r>
-        <w:rPr>
-          <w:rFonts w:ascii="Times New Roman" w:cs="Times New Roman" w:eastAsia="Times New Roman" w:hAnsi="Times New Roman"/>
+        <w:spacing w:after="60" w:line="276"/>
+      </w:pPr>
+      <w:r>
+        <w:rPr>
+          <w:rFonts w:ascii="Times New Roman" w:cs="Times New Roman" w:eastAsia="Times New Roman" w:hAnsi="Times New Roman"/>
+          <w:color w:val="262F37"/>
           <w:sz w:val="21"/>
           <w:szCs w:val="21"/>
         </w:rPr>
@@ -179,7 +187,7 @@
           <w:bCs/>
           <w:i w:val="false"/>
           <w:iCs w:val="false"/>
-          <w:color w:val="000000"/>
+          <w:color w:val="262F37"/>
           <w:sz w:val="21"/>
           <w:szCs w:val="21"/>
         </w:rPr>
@@ -188,11 +196,12 @@
     </w:p>
     <w:p>
       <w:pPr>
-        <w:spacing w:after="70" w:line="276"/>
-      </w:pPr>
-      <w:r>
-        <w:rPr>
-          <w:rFonts w:ascii="Times New Roman" w:cs="Times New Roman" w:eastAsia="Times New Roman" w:hAnsi="Times New Roman"/>
+        <w:spacing w:after="60" w:line="276"/>
+      </w:pPr>
+      <w:r>
+        <w:rPr>
+          <w:rFonts w:ascii="Times New Roman" w:cs="Times New Roman" w:eastAsia="Times New Roman" w:hAnsi="Times New Roman"/>
+          <w:color w:val="262F37"/>
           <w:sz w:val="21"/>
           <w:szCs w:val="21"/>
         </w:rPr>
@@ -205,7 +214,7 @@
           <w:bCs/>
           <w:i w:val="false"/>
           <w:iCs w:val="false"/>
-          <w:color w:val="000000"/>
+          <w:color w:val="262F37"/>
           <w:sz w:val="21"/>
           <w:szCs w:val="21"/>
         </w:rPr>
@@ -214,6 +223,7 @@
       <w:r>
         <w:rPr>
           <w:rFonts w:ascii="Times New Roman" w:cs="Times New Roman" w:eastAsia="Times New Roman" w:hAnsi="Times New Roman"/>
+          <w:color w:val="262F37"/>
           <w:sz w:val="21"/>
           <w:szCs w:val="21"/>
         </w:rPr>
@@ -226,7 +236,7 @@
           <w:bCs/>
           <w:i w:val="false"/>
           <w:iCs w:val="false"/>
-          <w:color w:val="000000"/>
+          <w:color w:val="262F37"/>
           <w:sz w:val="21"/>
           <w:szCs w:val="21"/>
         </w:rPr>
@@ -235,11 +245,12 @@
     </w:p>
     <w:p>
       <w:pPr>
-        <w:spacing w:after="70" w:line="276"/>
-      </w:pPr>
-      <w:r>
-        <w:rPr>
-          <w:rFonts w:ascii="Times New Roman" w:cs="Times New Roman" w:eastAsia="Times New Roman" w:hAnsi="Times New Roman"/>
+        <w:spacing w:after="60" w:line="276"/>
+      </w:pPr>
+      <w:r>
+        <w:rPr>
+          <w:rFonts w:ascii="Times New Roman" w:cs="Times New Roman" w:eastAsia="Times New Roman" w:hAnsi="Times New Roman"/>
+          <w:color w:val="262F37"/>
           <w:sz w:val="21"/>
           <w:szCs w:val="21"/>
         </w:rPr>
@@ -252,7 +263,7 @@
           <w:bCs/>
           <w:i w:val="false"/>
           <w:iCs w:val="false"/>
-          <w:color w:val="000000"/>
+          <w:color w:val="262F37"/>
           <w:sz w:val="21"/>
           <w:szCs w:val="21"/>
         </w:rPr>
@@ -261,6 +272,7 @@
       <w:r>
         <w:rPr>
           <w:rFonts w:ascii="Times New Roman" w:cs="Times New Roman" w:eastAsia="Times New Roman" w:hAnsi="Times New Roman"/>
+          <w:color w:val="262F37"/>
           <w:sz w:val="21"/>
           <w:szCs w:val="21"/>
         </w:rPr>
@@ -273,7 +285,7 @@
           <w:bCs/>
           <w:i w:val="false"/>
           <w:iCs w:val="false"/>
-          <w:color w:val="000000"/>
+          <w:color w:val="262F37"/>
           <w:sz w:val="21"/>
           <w:szCs w:val="21"/>
         </w:rPr>
@@ -282,13 +294,13 @@
     </w:p>
     <w:p>
       <w:pPr>
-        <w:spacing w:after="120" w:line="276"/>
-      </w:pPr>
-      <w:r>
-        <w:rPr>
-          <w:rFonts w:ascii="Times New Roman" w:cs="Times New Roman" w:eastAsia="Times New Roman" w:hAnsi="Times New Roman"/>
-          <w:color w:val="595959"/>
-          <w:sz w:val="19"/>
+        <w:spacing w:after="60" w:line="276"/>
+      </w:pPr>
+      <w:r>
+        <w:rPr>
+          <w:rFonts w:ascii="Times New Roman" w:cs="Times New Roman" w:eastAsia="Times New Roman" w:hAnsi="Times New Roman"/>
+          <w:color w:val="262F37"/>
+          <w:sz w:val="21"/>
           <w:szCs w:val="19"/>
         </w:rPr>
         <w:t xml:space="preserve">Форма фиксирует предъявленный результат и выбранное сторонами решение по его приёмке.</w:t>
@@ -296,11 +308,12 @@
     </w:p>
     <w:p>
       <w:pPr>
-        <w:spacing w:after="70" w:line="276"/>
-      </w:pPr>
-      <w:r>
-        <w:rPr>
-          <w:rFonts w:ascii="Times New Roman" w:cs="Times New Roman" w:eastAsia="Times New Roman" w:hAnsi="Times New Roman"/>
+        <w:spacing w:after="60" w:line="276"/>
+      </w:pPr>
+      <w:r>
+        <w:rPr>
+          <w:rFonts w:ascii="Times New Roman" w:cs="Times New Roman" w:eastAsia="Times New Roman" w:hAnsi="Times New Roman"/>
+          <w:color w:val="262F37"/>
           <w:sz w:val="21"/>
           <w:szCs w:val="21"/>
         </w:rPr>
@@ -313,7 +326,7 @@
           <w:bCs/>
           <w:i w:val="false"/>
           <w:iCs w:val="false"/>
-          <w:color w:val="000000"/>
+          <w:color w:val="262F37"/>
           <w:sz w:val="21"/>
           <w:szCs w:val="21"/>
         </w:rPr>
@@ -322,6 +335,7 @@
       <w:r>
         <w:rPr>
           <w:rFonts w:ascii="Times New Roman" w:cs="Times New Roman" w:eastAsia="Times New Roman" w:hAnsi="Times New Roman"/>
+          <w:color w:val="262F37"/>
           <w:sz w:val="21"/>
           <w:szCs w:val="21"/>
         </w:rPr>
@@ -334,7 +348,7 @@
           <w:bCs/>
           <w:i w:val="false"/>
           <w:iCs w:val="false"/>
-          <w:color w:val="000000"/>
+          <w:color w:val="262F37"/>
           <w:sz w:val="21"/>
           <w:szCs w:val="21"/>
         </w:rPr>
@@ -343,11 +357,12 @@
     </w:p>
     <w:p>
       <w:pPr>
-        <w:spacing w:after="70" w:line="276"/>
-      </w:pPr>
-      <w:r>
-        <w:rPr>
-          <w:rFonts w:ascii="Times New Roman" w:cs="Times New Roman" w:eastAsia="Times New Roman" w:hAnsi="Times New Roman"/>
+        <w:spacing w:after="60" w:line="276"/>
+      </w:pPr>
+      <w:r>
+        <w:rPr>
+          <w:rFonts w:ascii="Times New Roman" w:cs="Times New Roman" w:eastAsia="Times New Roman" w:hAnsi="Times New Roman"/>
+          <w:color w:val="262F37"/>
           <w:sz w:val="21"/>
           <w:szCs w:val="21"/>
         </w:rPr>
@@ -360,7 +375,7 @@
           <w:bCs/>
           <w:i w:val="false"/>
           <w:iCs w:val="false"/>
-          <w:color w:val="000000"/>
+          <w:color w:val="262F37"/>
           <w:sz w:val="21"/>
           <w:szCs w:val="21"/>
         </w:rPr>
@@ -369,6 +384,7 @@
       <w:r>
         <w:rPr>
           <w:rFonts w:ascii="Times New Roman" w:cs="Times New Roman" w:eastAsia="Times New Roman" w:hAnsi="Times New Roman"/>
+          <w:color w:val="262F37"/>
           <w:sz w:val="21"/>
           <w:szCs w:val="21"/>
         </w:rPr>
@@ -381,7 +397,7 @@
           <w:bCs/>
           <w:i w:val="false"/>
           <w:iCs w:val="false"/>
-          <w:color w:val="000000"/>
+          <w:color w:val="262F37"/>
           <w:sz w:val="21"/>
           <w:szCs w:val="21"/>
         </w:rPr>
@@ -390,11 +406,12 @@
     </w:p>
     <w:p>
       <w:pPr>
-        <w:spacing w:after="70" w:line="276"/>
-      </w:pPr>
-      <w:r>
-        <w:rPr>
-          <w:rFonts w:ascii="Times New Roman" w:cs="Times New Roman" w:eastAsia="Times New Roman" w:hAnsi="Times New Roman"/>
+        <w:spacing w:after="60" w:line="276"/>
+      </w:pPr>
+      <w:r>
+        <w:rPr>
+          <w:rFonts w:ascii="Times New Roman" w:cs="Times New Roman" w:eastAsia="Times New Roman" w:hAnsi="Times New Roman"/>
+          <w:color w:val="262F37"/>
           <w:sz w:val="21"/>
           <w:szCs w:val="21"/>
         </w:rPr>
@@ -407,7 +424,7 @@
           <w:bCs/>
           <w:i w:val="false"/>
           <w:iCs w:val="false"/>
-          <w:color w:val="000000"/>
+          <w:color w:val="262F37"/>
           <w:sz w:val="21"/>
           <w:szCs w:val="21"/>
         </w:rPr>
@@ -416,6 +433,7 @@
       <w:r>
         <w:rPr>
           <w:rFonts w:ascii="Times New Roman" w:cs="Times New Roman" w:eastAsia="Times New Roman" w:hAnsi="Times New Roman"/>
+          <w:color w:val="262F37"/>
           <w:sz w:val="21"/>
           <w:szCs w:val="21"/>
         </w:rPr>
@@ -428,7 +446,7 @@
           <w:bCs/>
           <w:i w:val="false"/>
           <w:iCs w:val="false"/>
-          <w:color w:val="000000"/>
+          <w:color w:val="262F37"/>
           <w:sz w:val="21"/>
           <w:szCs w:val="21"/>
         </w:rPr>
@@ -438,13 +456,14 @@
     <w:p>
       <w:pPr>
         <w:keepNext/>
-        <w:spacing w:after="100" w:line="276"/>
+        <w:spacing w:after="60" w:line="276"/>
       </w:pPr>
       <w:r>
         <w:rPr>
           <w:rFonts w:ascii="Times New Roman" w:cs="Times New Roman" w:eastAsia="Times New Roman" w:hAnsi="Times New Roman"/>
           <w:b/>
           <w:bCs/>
+          <w:color w:val="262F37"/>
           <w:sz w:val="21"/>
           <w:szCs w:val="21"/>
         </w:rPr>
@@ -478,26 +497,33 @@
         <w:tc>
           <w:tcPr>
             <w:tcW w:type="dxa" w:w="420"/>
-            <w:shd w:fill="EDEDED" w:val="clear"/>
-            <w:tcMar>
-              <w:top w:type="dxa" w:w="60"/>
-              <w:left w:type="dxa" w:w="100"/>
-              <w:bottom w:type="dxa" w:w="60"/>
-              <w:right w:type="dxa" w:w="100"/>
-            </w:tcMar>
-            <w:vAlign w:val="center"/>
-          </w:tcPr>
-          <w:p>
-            <w:pPr>
-              <w:keepNext w:val="false"/>
-              <w:spacing w:after="0" w:line="276"/>
+            <w:shd w:fill="F2EFE9" w:val="clear"/>
+            <w:tcMar>
+              <w:top w:type="dxa" w:w="60"/>
+              <w:left w:type="dxa" w:w="100"/>
+              <w:bottom w:type="dxa" w:w="60"/>
+              <w:right w:type="dxa" w:w="100"/>
+            </w:tcMar>
+            <w:vAlign w:val="center"/>
+            <w:tcBorders>
+              <w:top w:val="single" w:sz="4" w:color="D9D9D9"/>
+              <w:left w:val="single" w:sz="4" w:color="D9D9D9"/>
+              <w:bottom w:val="single" w:sz="4" w:color="D9D9D9"/>
+              <w:right w:val="single" w:sz="4" w:color="D9D9D9"/>
+            </w:tcBorders>
+          </w:tcPr>
+          <w:p>
+            <w:pPr>
+              <w:keepNext w:val="false"/>
+              <w:spacing w:after="30" w:line="276"/>
             </w:pPr>
             <w:r>
               <w:rPr>
                 <w:rFonts w:ascii="Times New Roman" w:cs="Times New Roman" w:eastAsia="Times New Roman" w:hAnsi="Times New Roman"/>
                 <w:b/>
                 <w:bCs/>
-                <w:sz w:val="20"/>
+                <w:color w:val="262F37"/>
+                <w:sz w:val="19"/>
                 <w:szCs w:val="20"/>
               </w:rPr>
               <w:t xml:space="preserve">№</w:t>
@@ -507,26 +533,33 @@
         <w:tc>
           <w:tcPr>
             <w:tcW w:type="dxa" w:w="4020"/>
-            <w:shd w:fill="EDEDED" w:val="clear"/>
-            <w:tcMar>
-              <w:top w:type="dxa" w:w="60"/>
-              <w:left w:type="dxa" w:w="100"/>
-              <w:bottom w:type="dxa" w:w="60"/>
-              <w:right w:type="dxa" w:w="100"/>
-            </w:tcMar>
-            <w:vAlign w:val="center"/>
-          </w:tcPr>
-          <w:p>
-            <w:pPr>
-              <w:keepNext w:val="false"/>
-              <w:spacing w:after="0" w:line="276"/>
+            <w:shd w:fill="F2EFE9" w:val="clear"/>
+            <w:tcMar>
+              <w:top w:type="dxa" w:w="60"/>
+              <w:left w:type="dxa" w:w="100"/>
+              <w:bottom w:type="dxa" w:w="60"/>
+              <w:right w:type="dxa" w:w="100"/>
+            </w:tcMar>
+            <w:vAlign w:val="center"/>
+            <w:tcBorders>
+              <w:top w:val="single" w:sz="4" w:color="D9D9D9"/>
+              <w:left w:val="single" w:sz="4" w:color="D9D9D9"/>
+              <w:bottom w:val="single" w:sz="4" w:color="D9D9D9"/>
+              <w:right w:val="single" w:sz="4" w:color="D9D9D9"/>
+            </w:tcBorders>
+          </w:tcPr>
+          <w:p>
+            <w:pPr>
+              <w:keepNext w:val="false"/>
+              <w:spacing w:after="30" w:line="276"/>
             </w:pPr>
             <w:r>
               <w:rPr>
                 <w:rFonts w:ascii="Times New Roman" w:cs="Times New Roman" w:eastAsia="Times New Roman" w:hAnsi="Times New Roman"/>
                 <w:b/>
                 <w:bCs/>
-                <w:sz w:val="20"/>
+                <w:color w:val="262F37"/>
+                <w:sz w:val="19"/>
                 <w:szCs w:val="20"/>
               </w:rPr>
               <w:t xml:space="preserve">Результат вид работ участок или этап</w:t>
@@ -536,26 +569,33 @@
         <w:tc>
           <w:tcPr>
             <w:tcW w:type="dxa" w:w="3200"/>
-            <w:shd w:fill="EDEDED" w:val="clear"/>
-            <w:tcMar>
-              <w:top w:type="dxa" w:w="60"/>
-              <w:left w:type="dxa" w:w="100"/>
-              <w:bottom w:type="dxa" w:w="60"/>
-              <w:right w:type="dxa" w:w="100"/>
-            </w:tcMar>
-            <w:vAlign w:val="center"/>
-          </w:tcPr>
-          <w:p>
-            <w:pPr>
-              <w:keepNext w:val="false"/>
-              <w:spacing w:after="0" w:line="276"/>
+            <w:shd w:fill="F2EFE9" w:val="clear"/>
+            <w:tcMar>
+              <w:top w:type="dxa" w:w="60"/>
+              <w:left w:type="dxa" w:w="100"/>
+              <w:bottom w:type="dxa" w:w="60"/>
+              <w:right w:type="dxa" w:w="100"/>
+            </w:tcMar>
+            <w:vAlign w:val="center"/>
+            <w:tcBorders>
+              <w:top w:val="single" w:sz="4" w:color="D9D9D9"/>
+              <w:left w:val="single" w:sz="4" w:color="D9D9D9"/>
+              <w:bottom w:val="single" w:sz="4" w:color="D9D9D9"/>
+              <w:right w:val="single" w:sz="4" w:color="D9D9D9"/>
+            </w:tcBorders>
+          </w:tcPr>
+          <w:p>
+            <w:pPr>
+              <w:keepNext w:val="false"/>
+              <w:spacing w:after="30" w:line="276"/>
             </w:pPr>
             <w:r>
               <w:rPr>
                 <w:rFonts w:ascii="Times New Roman" w:cs="Times New Roman" w:eastAsia="Times New Roman" w:hAnsi="Times New Roman"/>
                 <w:b/>
                 <w:bCs/>
-                <w:sz w:val="20"/>
+                <w:color w:val="262F37"/>
+                <w:sz w:val="19"/>
                 <w:szCs w:val="20"/>
               </w:rPr>
               <w:t xml:space="preserve">Документ об объёме номер и дата</w:t>
@@ -565,26 +605,33 @@
         <w:tc>
           <w:tcPr>
             <w:tcW w:type="dxa" w:w="1720"/>
-            <w:shd w:fill="EDEDED" w:val="clear"/>
-            <w:tcMar>
-              <w:top w:type="dxa" w:w="60"/>
-              <w:left w:type="dxa" w:w="100"/>
-              <w:bottom w:type="dxa" w:w="60"/>
-              <w:right w:type="dxa" w:w="100"/>
-            </w:tcMar>
-            <w:vAlign w:val="center"/>
-          </w:tcPr>
-          <w:p>
-            <w:pPr>
-              <w:keepNext w:val="false"/>
-              <w:spacing w:after="0" w:line="276"/>
+            <w:shd w:fill="F2EFE9" w:val="clear"/>
+            <w:tcMar>
+              <w:top w:type="dxa" w:w="60"/>
+              <w:left w:type="dxa" w:w="100"/>
+              <w:bottom w:type="dxa" w:w="60"/>
+              <w:right w:type="dxa" w:w="100"/>
+            </w:tcMar>
+            <w:vAlign w:val="center"/>
+            <w:tcBorders>
+              <w:top w:val="single" w:sz="4" w:color="D9D9D9"/>
+              <w:left w:val="single" w:sz="4" w:color="D9D9D9"/>
+              <w:bottom w:val="single" w:sz="4" w:color="D9D9D9"/>
+              <w:right w:val="single" w:sz="4" w:color="D9D9D9"/>
+            </w:tcBorders>
+          </w:tcPr>
+          <w:p>
+            <w:pPr>
+              <w:keepNext w:val="false"/>
+              <w:spacing w:after="30" w:line="276"/>
             </w:pPr>
             <w:r>
               <w:rPr>
                 <w:rFonts w:ascii="Times New Roman" w:cs="Times New Roman" w:eastAsia="Times New Roman" w:hAnsi="Times New Roman"/>
                 <w:b/>
                 <w:bCs/>
-                <w:sz w:val="20"/>
+                <w:color w:val="262F37"/>
+                <w:sz w:val="19"/>
                 <w:szCs w:val="20"/>
               </w:rPr>
               <w:t xml:space="preserve">Стоимость руб.</w:t>
@@ -607,18 +654,25 @@
               <w:right w:type="dxa" w:w="100"/>
             </w:tcMar>
             <w:vAlign w:val="center"/>
-          </w:tcPr>
-          <w:p>
-            <w:pPr>
-              <w:keepNext w:val="false"/>
-              <w:spacing w:after="0" w:line="276"/>
+            <w:tcBorders>
+              <w:top w:val="single" w:sz="4" w:color="D9D9D9"/>
+              <w:left w:val="single" w:sz="4" w:color="D9D9D9"/>
+              <w:bottom w:val="single" w:sz="4" w:color="D9D9D9"/>
+              <w:right w:val="single" w:sz="4" w:color="D9D9D9"/>
+            </w:tcBorders>
+          </w:tcPr>
+          <w:p>
+            <w:pPr>
+              <w:keepNext w:val="false"/>
+              <w:spacing w:after="30" w:line="276"/>
             </w:pPr>
             <w:r>
               <w:rPr>
                 <w:rFonts w:ascii="Times New Roman" w:cs="Times New Roman" w:eastAsia="Times New Roman" w:hAnsi="Times New Roman"/>
                 <w:b w:val="false"/>
                 <w:bCs w:val="false"/>
-                <w:sz w:val="20"/>
+                <w:color w:val="262F37"/>
+                <w:sz w:val="19"/>
                 <w:szCs w:val="20"/>
               </w:rPr>
               <w:t xml:space="preserve">1</w:t>
@@ -635,11 +689,17 @@
               <w:right w:type="dxa" w:w="100"/>
             </w:tcMar>
             <w:vAlign w:val="center"/>
-          </w:tcPr>
-          <w:p>
-            <w:pPr>
-              <w:keepNext w:val="false"/>
-              <w:spacing w:after="0" w:line="276"/>
+            <w:tcBorders>
+              <w:top w:val="single" w:sz="4" w:color="D9D9D9"/>
+              <w:left w:val="single" w:sz="4" w:color="D9D9D9"/>
+              <w:bottom w:val="single" w:sz="4" w:color="D9D9D9"/>
+              <w:right w:val="single" w:sz="4" w:color="D9D9D9"/>
+            </w:tcBorders>
+          </w:tcPr>
+          <w:p>
+            <w:pPr>
+              <w:keepNext w:val="false"/>
+              <w:spacing w:after="30" w:line="276"/>
             </w:pPr>
           </w:p>
         </w:tc>
@@ -653,11 +713,17 @@
               <w:right w:type="dxa" w:w="100"/>
             </w:tcMar>
             <w:vAlign w:val="center"/>
-          </w:tcPr>
-          <w:p>
-            <w:pPr>
-              <w:keepNext w:val="false"/>
-              <w:spacing w:after="0" w:line="276"/>
+            <w:tcBorders>
+              <w:top w:val="single" w:sz="4" w:color="D9D9D9"/>
+              <w:left w:val="single" w:sz="4" w:color="D9D9D9"/>
+              <w:bottom w:val="single" w:sz="4" w:color="D9D9D9"/>
+              <w:right w:val="single" w:sz="4" w:color="D9D9D9"/>
+            </w:tcBorders>
+          </w:tcPr>
+          <w:p>
+            <w:pPr>
+              <w:keepNext w:val="false"/>
+              <w:spacing w:after="30" w:line="276"/>
             </w:pPr>
           </w:p>
         </w:tc>
@@ -671,11 +737,17 @@
               <w:right w:type="dxa" w:w="100"/>
             </w:tcMar>
             <w:vAlign w:val="center"/>
-          </w:tcPr>
-          <w:p>
-            <w:pPr>
-              <w:keepNext w:val="false"/>
-              <w:spacing w:after="0" w:line="276"/>
+            <w:tcBorders>
+              <w:top w:val="single" w:sz="4" w:color="D9D9D9"/>
+              <w:left w:val="single" w:sz="4" w:color="D9D9D9"/>
+              <w:bottom w:val="single" w:sz="4" w:color="D9D9D9"/>
+              <w:right w:val="single" w:sz="4" w:color="D9D9D9"/>
+            </w:tcBorders>
+          </w:tcPr>
+          <w:p>
+            <w:pPr>
+              <w:keepNext w:val="false"/>
+              <w:spacing w:after="30" w:line="276"/>
             </w:pPr>
           </w:p>
         </w:tc>
@@ -695,18 +767,25 @@
               <w:right w:type="dxa" w:w="100"/>
             </w:tcMar>
             <w:vAlign w:val="center"/>
-          </w:tcPr>
-          <w:p>
-            <w:pPr>
-              <w:keepNext w:val="false"/>
-              <w:spacing w:after="0" w:line="276"/>
+            <w:tcBorders>
+              <w:top w:val="single" w:sz="4" w:color="D9D9D9"/>
+              <w:left w:val="single" w:sz="4" w:color="D9D9D9"/>
+              <w:bottom w:val="single" w:sz="4" w:color="D9D9D9"/>
+              <w:right w:val="single" w:sz="4" w:color="D9D9D9"/>
+            </w:tcBorders>
+          </w:tcPr>
+          <w:p>
+            <w:pPr>
+              <w:keepNext w:val="false"/>
+              <w:spacing w:after="30" w:line="276"/>
             </w:pPr>
             <w:r>
               <w:rPr>
                 <w:rFonts w:ascii="Times New Roman" w:cs="Times New Roman" w:eastAsia="Times New Roman" w:hAnsi="Times New Roman"/>
                 <w:b w:val="false"/>
                 <w:bCs w:val="false"/>
-                <w:sz w:val="20"/>
+                <w:color w:val="262F37"/>
+                <w:sz w:val="19"/>
                 <w:szCs w:val="20"/>
               </w:rPr>
               <w:t xml:space="preserve">2</w:t>
@@ -723,11 +802,17 @@
               <w:right w:type="dxa" w:w="100"/>
             </w:tcMar>
             <w:vAlign w:val="center"/>
-          </w:tcPr>
-          <w:p>
-            <w:pPr>
-              <w:keepNext w:val="false"/>
-              <w:spacing w:after="0" w:line="276"/>
+            <w:tcBorders>
+              <w:top w:val="single" w:sz="4" w:color="D9D9D9"/>
+              <w:left w:val="single" w:sz="4" w:color="D9D9D9"/>
+              <w:bottom w:val="single" w:sz="4" w:color="D9D9D9"/>
+              <w:right w:val="single" w:sz="4" w:color="D9D9D9"/>
+            </w:tcBorders>
+          </w:tcPr>
+          <w:p>
+            <w:pPr>
+              <w:keepNext w:val="false"/>
+              <w:spacing w:after="30" w:line="276"/>
             </w:pPr>
           </w:p>
         </w:tc>
@@ -741,11 +826,17 @@
               <w:right w:type="dxa" w:w="100"/>
             </w:tcMar>
             <w:vAlign w:val="center"/>
-          </w:tcPr>
-          <w:p>
-            <w:pPr>
-              <w:keepNext w:val="false"/>
-              <w:spacing w:after="0" w:line="276"/>
+            <w:tcBorders>
+              <w:top w:val="single" w:sz="4" w:color="D9D9D9"/>
+              <w:left w:val="single" w:sz="4" w:color="D9D9D9"/>
+              <w:bottom w:val="single" w:sz="4" w:color="D9D9D9"/>
+              <w:right w:val="single" w:sz="4" w:color="D9D9D9"/>
+            </w:tcBorders>
+          </w:tcPr>
+          <w:p>
+            <w:pPr>
+              <w:keepNext w:val="false"/>
+              <w:spacing w:after="30" w:line="276"/>
             </w:pPr>
           </w:p>
         </w:tc>
@@ -759,11 +850,17 @@
               <w:right w:type="dxa" w:w="100"/>
             </w:tcMar>
             <w:vAlign w:val="center"/>
-          </w:tcPr>
-          <w:p>
-            <w:pPr>
-              <w:keepNext w:val="false"/>
-              <w:spacing w:after="0" w:line="276"/>
+            <w:tcBorders>
+              <w:top w:val="single" w:sz="4" w:color="D9D9D9"/>
+              <w:left w:val="single" w:sz="4" w:color="D9D9D9"/>
+              <w:bottom w:val="single" w:sz="4" w:color="D9D9D9"/>
+              <w:right w:val="single" w:sz="4" w:color="D9D9D9"/>
+            </w:tcBorders>
+          </w:tcPr>
+          <w:p>
+            <w:pPr>
+              <w:keepNext w:val="false"/>
+              <w:spacing w:after="30" w:line="276"/>
             </w:pPr>
           </w:p>
         </w:tc>
@@ -783,18 +880,25 @@
               <w:right w:type="dxa" w:w="100"/>
             </w:tcMar>
             <w:vAlign w:val="center"/>
-          </w:tcPr>
-          <w:p>
-            <w:pPr>
-              <w:keepNext w:val="false"/>
-              <w:spacing w:after="0" w:line="276"/>
+            <w:tcBorders>
+              <w:top w:val="single" w:sz="4" w:color="D9D9D9"/>
+              <w:left w:val="single" w:sz="4" w:color="D9D9D9"/>
+              <w:bottom w:val="single" w:sz="4" w:color="D9D9D9"/>
+              <w:right w:val="single" w:sz="4" w:color="D9D9D9"/>
+            </w:tcBorders>
+          </w:tcPr>
+          <w:p>
+            <w:pPr>
+              <w:keepNext w:val="false"/>
+              <w:spacing w:after="30" w:line="276"/>
             </w:pPr>
             <w:r>
               <w:rPr>
                 <w:rFonts w:ascii="Times New Roman" w:cs="Times New Roman" w:eastAsia="Times New Roman" w:hAnsi="Times New Roman"/>
                 <w:b w:val="false"/>
                 <w:bCs w:val="false"/>
-                <w:sz w:val="20"/>
+                <w:color w:val="262F37"/>
+                <w:sz w:val="19"/>
                 <w:szCs w:val="20"/>
               </w:rPr>
               <w:t xml:space="preserve">3</w:t>
@@ -811,11 +915,17 @@
               <w:right w:type="dxa" w:w="100"/>
             </w:tcMar>
             <w:vAlign w:val="center"/>
-          </w:tcPr>
-          <w:p>
-            <w:pPr>
-              <w:keepNext w:val="false"/>
-              <w:spacing w:after="0" w:line="276"/>
+            <w:tcBorders>
+              <w:top w:val="single" w:sz="4" w:color="D9D9D9"/>
+              <w:left w:val="single" w:sz="4" w:color="D9D9D9"/>
+              <w:bottom w:val="single" w:sz="4" w:color="D9D9D9"/>
+              <w:right w:val="single" w:sz="4" w:color="D9D9D9"/>
+            </w:tcBorders>
+          </w:tcPr>
+          <w:p>
+            <w:pPr>
+              <w:keepNext w:val="false"/>
+              <w:spacing w:after="30" w:line="276"/>
             </w:pPr>
           </w:p>
         </w:tc>
@@ -829,11 +939,17 @@
               <w:right w:type="dxa" w:w="100"/>
             </w:tcMar>
             <w:vAlign w:val="center"/>
-          </w:tcPr>
-          <w:p>
-            <w:pPr>
-              <w:keepNext w:val="false"/>
-              <w:spacing w:after="0" w:line="276"/>
+            <w:tcBorders>
+              <w:top w:val="single" w:sz="4" w:color="D9D9D9"/>
+              <w:left w:val="single" w:sz="4" w:color="D9D9D9"/>
+              <w:bottom w:val="single" w:sz="4" w:color="D9D9D9"/>
+              <w:right w:val="single" w:sz="4" w:color="D9D9D9"/>
+            </w:tcBorders>
+          </w:tcPr>
+          <w:p>
+            <w:pPr>
+              <w:keepNext w:val="false"/>
+              <w:spacing w:after="30" w:line="276"/>
             </w:pPr>
           </w:p>
         </w:tc>
@@ -847,11 +963,17 @@
               <w:right w:type="dxa" w:w="100"/>
             </w:tcMar>
             <w:vAlign w:val="center"/>
-          </w:tcPr>
-          <w:p>
-            <w:pPr>
-              <w:keepNext w:val="false"/>
-              <w:spacing w:after="0" w:line="276"/>
+            <w:tcBorders>
+              <w:top w:val="single" w:sz="4" w:color="D9D9D9"/>
+              <w:left w:val="single" w:sz="4" w:color="D9D9D9"/>
+              <w:bottom w:val="single" w:sz="4" w:color="D9D9D9"/>
+              <w:right w:val="single" w:sz="4" w:color="D9D9D9"/>
+            </w:tcBorders>
+          </w:tcPr>
+          <w:p>
+            <w:pPr>
+              <w:keepNext w:val="false"/>
+              <w:spacing w:after="30" w:line="276"/>
             </w:pPr>
           </w:p>
         </w:tc>
@@ -871,18 +993,25 @@
               <w:right w:type="dxa" w:w="100"/>
             </w:tcMar>
             <w:vAlign w:val="center"/>
-          </w:tcPr>
-          <w:p>
-            <w:pPr>
-              <w:keepNext w:val="false"/>
-              <w:spacing w:after="0" w:line="276"/>
+            <w:tcBorders>
+              <w:top w:val="single" w:sz="4" w:color="D9D9D9"/>
+              <w:left w:val="single" w:sz="4" w:color="D9D9D9"/>
+              <w:bottom w:val="single" w:sz="4" w:color="D9D9D9"/>
+              <w:right w:val="single" w:sz="4" w:color="D9D9D9"/>
+            </w:tcBorders>
+          </w:tcPr>
+          <w:p>
+            <w:pPr>
+              <w:keepNext w:val="false"/>
+              <w:spacing w:after="30" w:line="276"/>
             </w:pPr>
             <w:r>
               <w:rPr>
                 <w:rFonts w:ascii="Times New Roman" w:cs="Times New Roman" w:eastAsia="Times New Roman" w:hAnsi="Times New Roman"/>
                 <w:b w:val="false"/>
                 <w:bCs w:val="false"/>
-                <w:sz w:val="20"/>
+                <w:color w:val="262F37"/>
+                <w:sz w:val="19"/>
                 <w:szCs w:val="20"/>
               </w:rPr>
               <w:t xml:space="preserve">4</w:t>
@@ -899,11 +1028,17 @@
               <w:right w:type="dxa" w:w="100"/>
             </w:tcMar>
             <w:vAlign w:val="center"/>
-          </w:tcPr>
-          <w:p>
-            <w:pPr>
-              <w:keepNext w:val="false"/>
-              <w:spacing w:after="0" w:line="276"/>
+            <w:tcBorders>
+              <w:top w:val="single" w:sz="4" w:color="D9D9D9"/>
+              <w:left w:val="single" w:sz="4" w:color="D9D9D9"/>
+              <w:bottom w:val="single" w:sz="4" w:color="D9D9D9"/>
+              <w:right w:val="single" w:sz="4" w:color="D9D9D9"/>
+            </w:tcBorders>
+          </w:tcPr>
+          <w:p>
+            <w:pPr>
+              <w:keepNext w:val="false"/>
+              <w:spacing w:after="30" w:line="276"/>
             </w:pPr>
           </w:p>
         </w:tc>
@@ -917,11 +1052,17 @@
               <w:right w:type="dxa" w:w="100"/>
             </w:tcMar>
             <w:vAlign w:val="center"/>
-          </w:tcPr>
-          <w:p>
-            <w:pPr>
-              <w:keepNext w:val="false"/>
-              <w:spacing w:after="0" w:line="276"/>
+            <w:tcBorders>
+              <w:top w:val="single" w:sz="4" w:color="D9D9D9"/>
+              <w:left w:val="single" w:sz="4" w:color="D9D9D9"/>
+              <w:bottom w:val="single" w:sz="4" w:color="D9D9D9"/>
+              <w:right w:val="single" w:sz="4" w:color="D9D9D9"/>
+            </w:tcBorders>
+          </w:tcPr>
+          <w:p>
+            <w:pPr>
+              <w:keepNext w:val="false"/>
+              <w:spacing w:after="30" w:line="276"/>
             </w:pPr>
           </w:p>
         </w:tc>
@@ -935,11 +1076,17 @@
               <w:right w:type="dxa" w:w="100"/>
             </w:tcMar>
             <w:vAlign w:val="center"/>
-          </w:tcPr>
-          <w:p>
-            <w:pPr>
-              <w:keepNext w:val="false"/>
-              <w:spacing w:after="0" w:line="276"/>
+            <w:tcBorders>
+              <w:top w:val="single" w:sz="4" w:color="D9D9D9"/>
+              <w:left w:val="single" w:sz="4" w:color="D9D9D9"/>
+              <w:bottom w:val="single" w:sz="4" w:color="D9D9D9"/>
+              <w:right w:val="single" w:sz="4" w:color="D9D9D9"/>
+            </w:tcBorders>
+          </w:tcPr>
+          <w:p>
+            <w:pPr>
+              <w:keepNext w:val="false"/>
+              <w:spacing w:after="30" w:line="276"/>
             </w:pPr>
           </w:p>
         </w:tc>
@@ -947,11 +1094,12 @@
     </w:tbl>
     <w:p>
       <w:pPr>
-        <w:spacing w:after="70" w:line="276"/>
-      </w:pPr>
-      <w:r>
-        <w:rPr>
-          <w:rFonts w:ascii="Times New Roman" w:cs="Times New Roman" w:eastAsia="Times New Roman" w:hAnsi="Times New Roman"/>
+        <w:spacing w:after="60" w:line="276"/>
+      </w:pPr>
+      <w:r>
+        <w:rPr>
+          <w:rFonts w:ascii="Times New Roman" w:cs="Times New Roman" w:eastAsia="Times New Roman" w:hAnsi="Times New Roman"/>
+          <w:color w:val="262F37"/>
           <w:sz w:val="21"/>
           <w:szCs w:val="21"/>
         </w:rPr>
@@ -964,7 +1112,7 @@
           <w:bCs/>
           <w:i w:val="false"/>
           <w:iCs w:val="false"/>
-          <w:color w:val="000000"/>
+          <w:color w:val="262F37"/>
           <w:sz w:val="21"/>
           <w:szCs w:val="21"/>
         </w:rPr>
@@ -973,6 +1121,7 @@
       <w:r>
         <w:rPr>
           <w:rFonts w:ascii="Times New Roman" w:cs="Times New Roman" w:eastAsia="Times New Roman" w:hAnsi="Times New Roman"/>
+          <w:color w:val="262F37"/>
           <w:sz w:val="21"/>
           <w:szCs w:val="21"/>
         </w:rPr>
@@ -985,7 +1134,7 @@
           <w:bCs/>
           <w:i w:val="false"/>
           <w:iCs w:val="false"/>
-          <w:color w:val="000000"/>
+          <w:color w:val="262F37"/>
           <w:sz w:val="21"/>
           <w:szCs w:val="21"/>
         </w:rPr>
@@ -995,13 +1144,14 @@
     <w:p>
       <w:pPr>
         <w:keepNext/>
-        <w:spacing w:after="100" w:line="276"/>
+        <w:spacing w:after="60" w:line="276"/>
       </w:pPr>
       <w:r>
         <w:rPr>
           <w:rFonts w:ascii="Times New Roman" w:cs="Times New Roman" w:eastAsia="Times New Roman" w:hAnsi="Times New Roman"/>
           <w:b/>
           <w:bCs/>
+          <w:color w:val="262F37"/>
           <w:sz w:val="21"/>
           <w:szCs w:val="21"/>
         </w:rPr>
@@ -1010,11 +1160,12 @@
     </w:p>
     <w:p>
       <w:pPr>
-        <w:spacing w:after="70" w:line="276"/>
-      </w:pPr>
-      <w:r>
-        <w:rPr>
-          <w:rFonts w:ascii="Times New Roman" w:cs="Times New Roman" w:eastAsia="Times New Roman" w:hAnsi="Times New Roman"/>
+        <w:spacing w:after="60" w:line="276"/>
+      </w:pPr>
+      <w:r>
+        <w:rPr>
+          <w:rFonts w:ascii="Times New Roman" w:cs="Times New Roman" w:eastAsia="Times New Roman" w:hAnsi="Times New Roman"/>
+          <w:color w:val="262F37"/>
           <w:sz w:val="21"/>
           <w:szCs w:val="21"/>
         </w:rPr>
@@ -1023,11 +1174,12 @@
     </w:p>
     <w:p>
       <w:pPr>
-        <w:spacing w:after="70" w:line="276"/>
-      </w:pPr>
-      <w:r>
-        <w:rPr>
-          <w:rFonts w:ascii="Times New Roman" w:cs="Times New Roman" w:eastAsia="Times New Roman" w:hAnsi="Times New Roman"/>
+        <w:spacing w:after="60" w:line="276"/>
+      </w:pPr>
+      <w:r>
+        <w:rPr>
+          <w:rFonts w:ascii="Times New Roman" w:cs="Times New Roman" w:eastAsia="Times New Roman" w:hAnsi="Times New Roman"/>
+          <w:color w:val="262F37"/>
           <w:sz w:val="21"/>
           <w:szCs w:val="21"/>
         </w:rPr>
@@ -1036,11 +1188,12 @@
     </w:p>
     <w:p>
       <w:pPr>
-        <w:spacing w:after="70" w:line="276"/>
-      </w:pPr>
-      <w:r>
-        <w:rPr>
-          <w:rFonts w:ascii="Times New Roman" w:cs="Times New Roman" w:eastAsia="Times New Roman" w:hAnsi="Times New Roman"/>
+        <w:spacing w:after="60" w:line="276"/>
+      </w:pPr>
+      <w:r>
+        <w:rPr>
+          <w:rFonts w:ascii="Times New Roman" w:cs="Times New Roman" w:eastAsia="Times New Roman" w:hAnsi="Times New Roman"/>
+          <w:color w:val="262F37"/>
           <w:sz w:val="21"/>
           <w:szCs w:val="21"/>
         </w:rPr>
@@ -1053,7 +1206,7 @@
           <w:bCs/>
           <w:i w:val="false"/>
           <w:iCs w:val="false"/>
-          <w:color w:val="000000"/>
+          <w:color w:val="262F37"/>
           <w:sz w:val="21"/>
           <w:szCs w:val="21"/>
         </w:rPr>
@@ -1062,6 +1215,7 @@
       <w:r>
         <w:rPr>
           <w:rFonts w:ascii="Times New Roman" w:cs="Times New Roman" w:eastAsia="Times New Roman" w:hAnsi="Times New Roman"/>
+          <w:color w:val="262F37"/>
           <w:sz w:val="21"/>
           <w:szCs w:val="21"/>
         </w:rPr>
@@ -1070,11 +1224,12 @@
     </w:p>
     <w:p>
       <w:pPr>
-        <w:spacing w:after="70" w:line="276"/>
-      </w:pPr>
-      <w:r>
-        <w:rPr>
-          <w:rFonts w:ascii="Times New Roman" w:cs="Times New Roman" w:eastAsia="Times New Roman" w:hAnsi="Times New Roman"/>
+        <w:spacing w:after="60" w:line="276"/>
+      </w:pPr>
+      <w:r>
+        <w:rPr>
+          <w:rFonts w:ascii="Times New Roman" w:cs="Times New Roman" w:eastAsia="Times New Roman" w:hAnsi="Times New Roman"/>
+          <w:color w:val="262F37"/>
           <w:sz w:val="21"/>
           <w:szCs w:val="21"/>
         </w:rPr>
@@ -1087,7 +1242,7 @@
           <w:bCs/>
           <w:i w:val="false"/>
           <w:iCs w:val="false"/>
-          <w:color w:val="000000"/>
+          <w:color w:val="262F37"/>
           <w:sz w:val="21"/>
           <w:szCs w:val="21"/>
         </w:rPr>
@@ -1095,22 +1250,30 @@
       </w:r>
     </w:p>
     <w:p>
-      <w:r>
+      <w:pPr>
+        <w:spacing w:after="60"/>
+      </w:pPr>
+      <w:r>
+        <w:rPr>
+          <w:rFonts w:ascii="Times New Roman" w:hAnsi="Times New Roman"/>
+          <w:color w:val="262F37"/>
+          <w:sz w:val="21"/>
+        </w:rPr>
         <w:br w:type="page"/>
       </w:r>
     </w:p>
     <w:p>
       <w:pPr>
         <w:pStyle w:val="Title"/>
-        <w:spacing w:after="180"/>
+        <w:spacing w:after="60"/>
       </w:pPr>
       <w:r>
         <w:rPr>
           <w:rFonts w:ascii="Times New Roman" w:cs="Times New Roman" w:eastAsia="Times New Roman" w:hAnsi="Times New Roman"/>
           <w:b/>
           <w:bCs/>
-          <w:color w:val="34383B"/>
-          <w:sz w:val="30"/>
+          <w:color w:val="262F37"/>
+          <w:sz w:val="21"/>
           <w:szCs w:val="30"/>
         </w:rPr>
         <w:t xml:space="preserve">Замечания и подписи по акту приёмки</w:t>
@@ -1118,11 +1281,12 @@
     </w:p>
     <w:p>
       <w:pPr>
-        <w:spacing w:after="70" w:line="276"/>
-      </w:pPr>
-      <w:r>
-        <w:rPr>
-          <w:rFonts w:ascii="Times New Roman" w:cs="Times New Roman" w:eastAsia="Times New Roman" w:hAnsi="Times New Roman"/>
+        <w:spacing w:after="60" w:line="276"/>
+      </w:pPr>
+      <w:r>
+        <w:rPr>
+          <w:rFonts w:ascii="Times New Roman" w:cs="Times New Roman" w:eastAsia="Times New Roman" w:hAnsi="Times New Roman"/>
+          <w:color w:val="262F37"/>
           <w:sz w:val="21"/>
           <w:szCs w:val="21"/>
         </w:rPr>
@@ -1135,7 +1299,7 @@
           <w:bCs/>
           <w:i w:val="false"/>
           <w:iCs w:val="false"/>
-          <w:color w:val="000000"/>
+          <w:color w:val="262F37"/>
           <w:sz w:val="21"/>
           <w:szCs w:val="21"/>
         </w:rPr>
@@ -1144,6 +1308,7 @@
       <w:r>
         <w:rPr>
           <w:rFonts w:ascii="Times New Roman" w:cs="Times New Roman" w:eastAsia="Times New Roman" w:hAnsi="Times New Roman"/>
+          <w:color w:val="262F37"/>
           <w:sz w:val="21"/>
           <w:szCs w:val="21"/>
         </w:rPr>
@@ -1156,7 +1321,7 @@
           <w:bCs/>
           <w:i w:val="false"/>
           <w:iCs w:val="false"/>
-          <w:color w:val="000000"/>
+          <w:color w:val="262F37"/>
           <w:sz w:val="21"/>
           <w:szCs w:val="21"/>
         </w:rPr>
@@ -1165,6 +1330,7 @@
       <w:r>
         <w:rPr>
           <w:rFonts w:ascii="Times New Roman" w:cs="Times New Roman" w:eastAsia="Times New Roman" w:hAnsi="Times New Roman"/>
+          <w:color w:val="262F37"/>
           <w:sz w:val="21"/>
           <w:szCs w:val="21"/>
         </w:rPr>
@@ -1177,7 +1343,7 @@
           <w:bCs/>
           <w:i w:val="false"/>
           <w:iCs w:val="false"/>
-          <w:color w:val="000000"/>
+          <w:color w:val="262F37"/>
           <w:sz w:val="21"/>
           <w:szCs w:val="21"/>
         </w:rPr>
@@ -1186,6 +1352,7 @@
       <w:r>
         <w:rPr>
           <w:rFonts w:ascii="Times New Roman" w:cs="Times New Roman" w:eastAsia="Times New Roman" w:hAnsi="Times New Roman"/>
+          <w:color w:val="262F37"/>
           <w:sz w:val="21"/>
           <w:szCs w:val="21"/>
         </w:rPr>
@@ -1198,7 +1365,7 @@
           <w:bCs/>
           <w:i w:val="false"/>
           <w:iCs w:val="false"/>
-          <w:color w:val="000000"/>
+          <w:color w:val="262F37"/>
           <w:sz w:val="21"/>
           <w:szCs w:val="21"/>
         </w:rPr>
@@ -1207,11 +1374,12 @@
     </w:p>
     <w:p>
       <w:pPr>
-        <w:spacing w:after="70" w:line="276"/>
-      </w:pPr>
-      <w:r>
-        <w:rPr>
-          <w:rFonts w:ascii="Times New Roman" w:cs="Times New Roman" w:eastAsia="Times New Roman" w:hAnsi="Times New Roman"/>
+        <w:spacing w:after="60" w:line="276"/>
+      </w:pPr>
+      <w:r>
+        <w:rPr>
+          <w:rFonts w:ascii="Times New Roman" w:cs="Times New Roman" w:eastAsia="Times New Roman" w:hAnsi="Times New Roman"/>
+          <w:color w:val="262F37"/>
           <w:sz w:val="21"/>
           <w:szCs w:val="21"/>
         </w:rPr>
@@ -1224,7 +1392,7 @@
           <w:bCs/>
           <w:i w:val="false"/>
           <w:iCs w:val="false"/>
-          <w:color w:val="000000"/>
+          <w:color w:val="262F37"/>
           <w:sz w:val="21"/>
           <w:szCs w:val="21"/>
         </w:rPr>
@@ -1233,6 +1401,7 @@
       <w:r>
         <w:rPr>
           <w:rFonts w:ascii="Times New Roman" w:cs="Times New Roman" w:eastAsia="Times New Roman" w:hAnsi="Times New Roman"/>
+          <w:color w:val="262F37"/>
           <w:sz w:val="21"/>
           <w:szCs w:val="21"/>
         </w:rPr>
@@ -1245,7 +1414,7 @@
           <w:bCs/>
           <w:i w:val="false"/>
           <w:iCs w:val="false"/>
-          <w:color w:val="000000"/>
+          <w:color w:val="262F37"/>
           <w:sz w:val="21"/>
           <w:szCs w:val="21"/>
         </w:rPr>
@@ -1255,13 +1424,14 @@
     <w:p>
       <w:pPr>
         <w:keepNext/>
-        <w:spacing w:after="100" w:line="276"/>
+        <w:spacing w:after="60" w:line="276"/>
       </w:pPr>
       <w:r>
         <w:rPr>
           <w:rFonts w:ascii="Times New Roman" w:cs="Times New Roman" w:eastAsia="Times New Roman" w:hAnsi="Times New Roman"/>
           <w:b/>
           <w:bCs/>
+          <w:color w:val="262F37"/>
           <w:sz w:val="21"/>
           <w:szCs w:val="21"/>
         </w:rPr>
@@ -1296,26 +1466,33 @@
         <w:tc>
           <w:tcPr>
             <w:tcW w:type="dxa" w:w="420"/>
-            <w:shd w:fill="EDEDED" w:val="clear"/>
-            <w:tcMar>
-              <w:top w:type="dxa" w:w="60"/>
-              <w:left w:type="dxa" w:w="100"/>
-              <w:bottom w:type="dxa" w:w="60"/>
-              <w:right w:type="dxa" w:w="100"/>
-            </w:tcMar>
-            <w:vAlign w:val="center"/>
-          </w:tcPr>
-          <w:p>
-            <w:pPr>
-              <w:keepNext w:val="false"/>
-              <w:spacing w:after="0" w:line="276"/>
+            <w:shd w:fill="F2EFE9" w:val="clear"/>
+            <w:tcMar>
+              <w:top w:type="dxa" w:w="60"/>
+              <w:left w:type="dxa" w:w="100"/>
+              <w:bottom w:type="dxa" w:w="60"/>
+              <w:right w:type="dxa" w:w="100"/>
+            </w:tcMar>
+            <w:vAlign w:val="center"/>
+            <w:tcBorders>
+              <w:top w:val="single" w:sz="4" w:color="D9D9D9"/>
+              <w:left w:val="single" w:sz="4" w:color="D9D9D9"/>
+              <w:bottom w:val="single" w:sz="4" w:color="D9D9D9"/>
+              <w:right w:val="single" w:sz="4" w:color="D9D9D9"/>
+            </w:tcBorders>
+          </w:tcPr>
+          <w:p>
+            <w:pPr>
+              <w:keepNext w:val="false"/>
+              <w:spacing w:after="30" w:line="276"/>
             </w:pPr>
             <w:r>
               <w:rPr>
                 <w:rFonts w:ascii="Times New Roman" w:cs="Times New Roman" w:eastAsia="Times New Roman" w:hAnsi="Times New Roman"/>
                 <w:b/>
                 <w:bCs/>
-                <w:sz w:val="20"/>
+                <w:color w:val="262F37"/>
+                <w:sz w:val="19"/>
                 <w:szCs w:val="20"/>
               </w:rPr>
               <w:t xml:space="preserve">№</w:t>
@@ -1325,26 +1502,33 @@
         <w:tc>
           <w:tcPr>
             <w:tcW w:type="dxa" w:w="3260"/>
-            <w:shd w:fill="EDEDED" w:val="clear"/>
-            <w:tcMar>
-              <w:top w:type="dxa" w:w="60"/>
-              <w:left w:type="dxa" w:w="100"/>
-              <w:bottom w:type="dxa" w:w="60"/>
-              <w:right w:type="dxa" w:w="100"/>
-            </w:tcMar>
-            <w:vAlign w:val="center"/>
-          </w:tcPr>
-          <w:p>
-            <w:pPr>
-              <w:keepNext w:val="false"/>
-              <w:spacing w:after="0" w:line="276"/>
+            <w:shd w:fill="F2EFE9" w:val="clear"/>
+            <w:tcMar>
+              <w:top w:type="dxa" w:w="60"/>
+              <w:left w:type="dxa" w:w="100"/>
+              <w:bottom w:type="dxa" w:w="60"/>
+              <w:right w:type="dxa" w:w="100"/>
+            </w:tcMar>
+            <w:vAlign w:val="center"/>
+            <w:tcBorders>
+              <w:top w:val="single" w:sz="4" w:color="D9D9D9"/>
+              <w:left w:val="single" w:sz="4" w:color="D9D9D9"/>
+              <w:bottom w:val="single" w:sz="4" w:color="D9D9D9"/>
+              <w:right w:val="single" w:sz="4" w:color="D9D9D9"/>
+            </w:tcBorders>
+          </w:tcPr>
+          <w:p>
+            <w:pPr>
+              <w:keepNext w:val="false"/>
+              <w:spacing w:after="30" w:line="276"/>
             </w:pPr>
             <w:r>
               <w:rPr>
                 <w:rFonts w:ascii="Times New Roman" w:cs="Times New Roman" w:eastAsia="Times New Roman" w:hAnsi="Times New Roman"/>
                 <w:b/>
                 <w:bCs/>
-                <w:sz w:val="20"/>
+                <w:color w:val="262F37"/>
+                <w:sz w:val="19"/>
                 <w:szCs w:val="20"/>
               </w:rPr>
               <w:t xml:space="preserve">Несоответствие и нарушенное требование</w:t>
@@ -1354,26 +1538,33 @@
         <w:tc>
           <w:tcPr>
             <w:tcW w:type="dxa" w:w="1880"/>
-            <w:shd w:fill="EDEDED" w:val="clear"/>
-            <w:tcMar>
-              <w:top w:type="dxa" w:w="60"/>
-              <w:left w:type="dxa" w:w="100"/>
-              <w:bottom w:type="dxa" w:w="60"/>
-              <w:right w:type="dxa" w:w="100"/>
-            </w:tcMar>
-            <w:vAlign w:val="center"/>
-          </w:tcPr>
-          <w:p>
-            <w:pPr>
-              <w:keepNext w:val="false"/>
-              <w:spacing w:after="0" w:line="276"/>
+            <w:shd w:fill="F2EFE9" w:val="clear"/>
+            <w:tcMar>
+              <w:top w:type="dxa" w:w="60"/>
+              <w:left w:type="dxa" w:w="100"/>
+              <w:bottom w:type="dxa" w:w="60"/>
+              <w:right w:type="dxa" w:w="100"/>
+            </w:tcMar>
+            <w:vAlign w:val="center"/>
+            <w:tcBorders>
+              <w:top w:val="single" w:sz="4" w:color="D9D9D9"/>
+              <w:left w:val="single" w:sz="4" w:color="D9D9D9"/>
+              <w:bottom w:val="single" w:sz="4" w:color="D9D9D9"/>
+              <w:right w:val="single" w:sz="4" w:color="D9D9D9"/>
+            </w:tcBorders>
+          </w:tcPr>
+          <w:p>
+            <w:pPr>
+              <w:keepNext w:val="false"/>
+              <w:spacing w:after="30" w:line="276"/>
             </w:pPr>
             <w:r>
               <w:rPr>
                 <w:rFonts w:ascii="Times New Roman" w:cs="Times New Roman" w:eastAsia="Times New Roman" w:hAnsi="Times New Roman"/>
                 <w:b/>
                 <w:bCs/>
-                <w:sz w:val="20"/>
+                <w:color w:val="262F37"/>
+                <w:sz w:val="19"/>
                 <w:szCs w:val="20"/>
               </w:rPr>
               <w:t xml:space="preserve">Место или документ</w:t>
@@ -1383,26 +1574,33 @@
         <w:tc>
           <w:tcPr>
             <w:tcW w:type="dxa" w:w="1580"/>
-            <w:shd w:fill="EDEDED" w:val="clear"/>
-            <w:tcMar>
-              <w:top w:type="dxa" w:w="60"/>
-              <w:left w:type="dxa" w:w="100"/>
-              <w:bottom w:type="dxa" w:w="60"/>
-              <w:right w:type="dxa" w:w="100"/>
-            </w:tcMar>
-            <w:vAlign w:val="center"/>
-          </w:tcPr>
-          <w:p>
-            <w:pPr>
-              <w:keepNext w:val="false"/>
-              <w:spacing w:after="0" w:line="276"/>
+            <w:shd w:fill="F2EFE9" w:val="clear"/>
+            <w:tcMar>
+              <w:top w:type="dxa" w:w="60"/>
+              <w:left w:type="dxa" w:w="100"/>
+              <w:bottom w:type="dxa" w:w="60"/>
+              <w:right w:type="dxa" w:w="100"/>
+            </w:tcMar>
+            <w:vAlign w:val="center"/>
+            <w:tcBorders>
+              <w:top w:val="single" w:sz="4" w:color="D9D9D9"/>
+              <w:left w:val="single" w:sz="4" w:color="D9D9D9"/>
+              <w:bottom w:val="single" w:sz="4" w:color="D9D9D9"/>
+              <w:right w:val="single" w:sz="4" w:color="D9D9D9"/>
+            </w:tcBorders>
+          </w:tcPr>
+          <w:p>
+            <w:pPr>
+              <w:keepNext w:val="false"/>
+              <w:spacing w:after="30" w:line="276"/>
             </w:pPr>
             <w:r>
               <w:rPr>
                 <w:rFonts w:ascii="Times New Roman" w:cs="Times New Roman" w:eastAsia="Times New Roman" w:hAnsi="Times New Roman"/>
                 <w:b/>
                 <w:bCs/>
-                <w:sz w:val="20"/>
+                <w:color w:val="262F37"/>
+                <w:sz w:val="19"/>
                 <w:szCs w:val="20"/>
               </w:rPr>
               <w:t xml:space="preserve">Срок устранения</w:t>
@@ -1412,26 +1610,33 @@
         <w:tc>
           <w:tcPr>
             <w:tcW w:type="dxa" w:w="2220"/>
-            <w:shd w:fill="EDEDED" w:val="clear"/>
-            <w:tcMar>
-              <w:top w:type="dxa" w:w="60"/>
-              <w:left w:type="dxa" w:w="100"/>
-              <w:bottom w:type="dxa" w:w="60"/>
-              <w:right w:type="dxa" w:w="100"/>
-            </w:tcMar>
-            <w:vAlign w:val="center"/>
-          </w:tcPr>
-          <w:p>
-            <w:pPr>
-              <w:keepNext w:val="false"/>
-              <w:spacing w:after="0" w:line="276"/>
+            <w:shd w:fill="F2EFE9" w:val="clear"/>
+            <w:tcMar>
+              <w:top w:type="dxa" w:w="60"/>
+              <w:left w:type="dxa" w:w="100"/>
+              <w:bottom w:type="dxa" w:w="60"/>
+              <w:right w:type="dxa" w:w="100"/>
+            </w:tcMar>
+            <w:vAlign w:val="center"/>
+            <w:tcBorders>
+              <w:top w:val="single" w:sz="4" w:color="D9D9D9"/>
+              <w:left w:val="single" w:sz="4" w:color="D9D9D9"/>
+              <w:bottom w:val="single" w:sz="4" w:color="D9D9D9"/>
+              <w:right w:val="single" w:sz="4" w:color="D9D9D9"/>
+            </w:tcBorders>
+          </w:tcPr>
+          <w:p>
+            <w:pPr>
+              <w:keepNext w:val="false"/>
+              <w:spacing w:after="30" w:line="276"/>
             </w:pPr>
             <w:r>
               <w:rPr>
                 <w:rFonts w:ascii="Times New Roman" w:cs="Times New Roman" w:eastAsia="Times New Roman" w:hAnsi="Times New Roman"/>
                 <w:b/>
                 <w:bCs/>
-                <w:sz w:val="20"/>
+                <w:color w:val="262F37"/>
+                <w:sz w:val="19"/>
                 <w:szCs w:val="20"/>
               </w:rPr>
               <w:t xml:space="preserve">Устранение дата и документ</w:t>
@@ -1454,18 +1659,25 @@
               <w:right w:type="dxa" w:w="100"/>
             </w:tcMar>
             <w:vAlign w:val="center"/>
-          </w:tcPr>
-          <w:p>
-            <w:pPr>
-              <w:keepNext w:val="false"/>
-              <w:spacing w:after="0" w:line="276"/>
+            <w:tcBorders>
+              <w:top w:val="single" w:sz="4" w:color="D9D9D9"/>
+              <w:left w:val="single" w:sz="4" w:color="D9D9D9"/>
+              <w:bottom w:val="single" w:sz="4" w:color="D9D9D9"/>
+              <w:right w:val="single" w:sz="4" w:color="D9D9D9"/>
+            </w:tcBorders>
+          </w:tcPr>
+          <w:p>
+            <w:pPr>
+              <w:keepNext w:val="false"/>
+              <w:spacing w:after="30" w:line="276"/>
             </w:pPr>
             <w:r>
               <w:rPr>
                 <w:rFonts w:ascii="Times New Roman" w:cs="Times New Roman" w:eastAsia="Times New Roman" w:hAnsi="Times New Roman"/>
                 <w:b w:val="false"/>
                 <w:bCs w:val="false"/>
-                <w:sz w:val="20"/>
+                <w:color w:val="262F37"/>
+                <w:sz w:val="19"/>
                 <w:szCs w:val="20"/>
               </w:rPr>
               <w:t xml:space="preserve">1</w:t>
@@ -1482,11 +1694,17 @@
               <w:right w:type="dxa" w:w="100"/>
             </w:tcMar>
             <w:vAlign w:val="center"/>
-          </w:tcPr>
-          <w:p>
-            <w:pPr>
-              <w:keepNext w:val="false"/>
-              <w:spacing w:after="0" w:line="276"/>
+            <w:tcBorders>
+              <w:top w:val="single" w:sz="4" w:color="D9D9D9"/>
+              <w:left w:val="single" w:sz="4" w:color="D9D9D9"/>
+              <w:bottom w:val="single" w:sz="4" w:color="D9D9D9"/>
+              <w:right w:val="single" w:sz="4" w:color="D9D9D9"/>
+            </w:tcBorders>
+          </w:tcPr>
+          <w:p>
+            <w:pPr>
+              <w:keepNext w:val="false"/>
+              <w:spacing w:after="30" w:line="276"/>
             </w:pPr>
           </w:p>
         </w:tc>
@@ -1500,11 +1718,17 @@
               <w:right w:type="dxa" w:w="100"/>
             </w:tcMar>
             <w:vAlign w:val="center"/>
-          </w:tcPr>
-          <w:p>
-            <w:pPr>
-              <w:keepNext w:val="false"/>
-              <w:spacing w:after="0" w:line="276"/>
+            <w:tcBorders>
+              <w:top w:val="single" w:sz="4" w:color="D9D9D9"/>
+              <w:left w:val="single" w:sz="4" w:color="D9D9D9"/>
+              <w:bottom w:val="single" w:sz="4" w:color="D9D9D9"/>
+              <w:right w:val="single" w:sz="4" w:color="D9D9D9"/>
+            </w:tcBorders>
+          </w:tcPr>
+          <w:p>
+            <w:pPr>
+              <w:keepNext w:val="false"/>
+              <w:spacing w:after="30" w:line="276"/>
             </w:pPr>
           </w:p>
         </w:tc>
@@ -1518,11 +1742,17 @@
               <w:right w:type="dxa" w:w="100"/>
             </w:tcMar>
             <w:vAlign w:val="center"/>
-          </w:tcPr>
-          <w:p>
-            <w:pPr>
-              <w:keepNext w:val="false"/>
-              <w:spacing w:after="0" w:line="276"/>
+            <w:tcBorders>
+              <w:top w:val="single" w:sz="4" w:color="D9D9D9"/>
+              <w:left w:val="single" w:sz="4" w:color="D9D9D9"/>
+              <w:bottom w:val="single" w:sz="4" w:color="D9D9D9"/>
+              <w:right w:val="single" w:sz="4" w:color="D9D9D9"/>
+            </w:tcBorders>
+          </w:tcPr>
+          <w:p>
+            <w:pPr>
+              <w:keepNext w:val="false"/>
+              <w:spacing w:after="30" w:line="276"/>
             </w:pPr>
           </w:p>
         </w:tc>
@@ -1536,11 +1766,17 @@
               <w:right w:type="dxa" w:w="100"/>
             </w:tcMar>
             <w:vAlign w:val="center"/>
-          </w:tcPr>
-          <w:p>
-            <w:pPr>
-              <w:keepNext w:val="false"/>
-              <w:spacing w:after="0" w:line="276"/>
+            <w:tcBorders>
+              <w:top w:val="single" w:sz="4" w:color="D9D9D9"/>
+              <w:left w:val="single" w:sz="4" w:color="D9D9D9"/>
+              <w:bottom w:val="single" w:sz="4" w:color="D9D9D9"/>
+              <w:right w:val="single" w:sz="4" w:color="D9D9D9"/>
+            </w:tcBorders>
+          </w:tcPr>
+          <w:p>
+            <w:pPr>
+              <w:keepNext w:val="false"/>
+              <w:spacing w:after="30" w:line="276"/>
             </w:pPr>
           </w:p>
         </w:tc>
@@ -1560,18 +1796,25 @@
               <w:right w:type="dxa" w:w="100"/>
             </w:tcMar>
             <w:vAlign w:val="center"/>
-          </w:tcPr>
-          <w:p>
-            <w:pPr>
-              <w:keepNext w:val="false"/>
-              <w:spacing w:after="0" w:line="276"/>
+            <w:tcBorders>
+              <w:top w:val="single" w:sz="4" w:color="D9D9D9"/>
+              <w:left w:val="single" w:sz="4" w:color="D9D9D9"/>
+              <w:bottom w:val="single" w:sz="4" w:color="D9D9D9"/>
+              <w:right w:val="single" w:sz="4" w:color="D9D9D9"/>
+            </w:tcBorders>
+          </w:tcPr>
+          <w:p>
+            <w:pPr>
+              <w:keepNext w:val="false"/>
+              <w:spacing w:after="30" w:line="276"/>
             </w:pPr>
             <w:r>
               <w:rPr>
                 <w:rFonts w:ascii="Times New Roman" w:cs="Times New Roman" w:eastAsia="Times New Roman" w:hAnsi="Times New Roman"/>
                 <w:b w:val="false"/>
                 <w:bCs w:val="false"/>
-                <w:sz w:val="20"/>
+                <w:color w:val="262F37"/>
+                <w:sz w:val="19"/>
                 <w:szCs w:val="20"/>
               </w:rPr>
               <w:t xml:space="preserve">2</w:t>
@@ -1588,11 +1831,17 @@
               <w:right w:type="dxa" w:w="100"/>
             </w:tcMar>
             <w:vAlign w:val="center"/>
-          </w:tcPr>
-          <w:p>
-            <w:pPr>
-              <w:keepNext w:val="false"/>
-              <w:spacing w:after="0" w:line="276"/>
+            <w:tcBorders>
+              <w:top w:val="single" w:sz="4" w:color="D9D9D9"/>
+              <w:left w:val="single" w:sz="4" w:color="D9D9D9"/>
+              <w:bottom w:val="single" w:sz="4" w:color="D9D9D9"/>
+              <w:right w:val="single" w:sz="4" w:color="D9D9D9"/>
+            </w:tcBorders>
+          </w:tcPr>
+          <w:p>
+            <w:pPr>
+              <w:keepNext w:val="false"/>
+              <w:spacing w:after="30" w:line="276"/>
             </w:pPr>
           </w:p>
         </w:tc>
@@ -1606,11 +1855,17 @@
               <w:right w:type="dxa" w:w="100"/>
             </w:tcMar>
             <w:vAlign w:val="center"/>
-          </w:tcPr>
-          <w:p>
-            <w:pPr>
-              <w:keepNext w:val="false"/>
-              <w:spacing w:after="0" w:line="276"/>
+            <w:tcBorders>
+              <w:top w:val="single" w:sz="4" w:color="D9D9D9"/>
+              <w:left w:val="single" w:sz="4" w:color="D9D9D9"/>
+              <w:bottom w:val="single" w:sz="4" w:color="D9D9D9"/>
+              <w:right w:val="single" w:sz="4" w:color="D9D9D9"/>
+            </w:tcBorders>
+          </w:tcPr>
+          <w:p>
+            <w:pPr>
+              <w:keepNext w:val="false"/>
+              <w:spacing w:after="30" w:line="276"/>
             </w:pPr>
           </w:p>
         </w:tc>
@@ -1624,11 +1879,17 @@
               <w:right w:type="dxa" w:w="100"/>
             </w:tcMar>
             <w:vAlign w:val="center"/>
-          </w:tcPr>
-          <w:p>
-            <w:pPr>
-              <w:keepNext w:val="false"/>
-              <w:spacing w:after="0" w:line="276"/>
+            <w:tcBorders>
+              <w:top w:val="single" w:sz="4" w:color="D9D9D9"/>
+              <w:left w:val="single" w:sz="4" w:color="D9D9D9"/>
+              <w:bottom w:val="single" w:sz="4" w:color="D9D9D9"/>
+              <w:right w:val="single" w:sz="4" w:color="D9D9D9"/>
+            </w:tcBorders>
+          </w:tcPr>
+          <w:p>
+            <w:pPr>
+              <w:keepNext w:val="false"/>
+              <w:spacing w:after="30" w:line="276"/>
             </w:pPr>
           </w:p>
         </w:tc>
@@ -1642,11 +1903,17 @@
               <w:right w:type="dxa" w:w="100"/>
             </w:tcMar>
             <w:vAlign w:val="center"/>
-          </w:tcPr>
-          <w:p>
-            <w:pPr>
-              <w:keepNext w:val="false"/>
-              <w:spacing w:after="0" w:line="276"/>
+            <w:tcBorders>
+              <w:top w:val="single" w:sz="4" w:color="D9D9D9"/>
+              <w:left w:val="single" w:sz="4" w:color="D9D9D9"/>
+              <w:bottom w:val="single" w:sz="4" w:color="D9D9D9"/>
+              <w:right w:val="single" w:sz="4" w:color="D9D9D9"/>
+            </w:tcBorders>
+          </w:tcPr>
+          <w:p>
+            <w:pPr>
+              <w:keepNext w:val="false"/>
+              <w:spacing w:after="30" w:line="276"/>
             </w:pPr>
           </w:p>
         </w:tc>
@@ -1666,18 +1933,25 @@
               <w:right w:type="dxa" w:w="100"/>
             </w:tcMar>
             <w:vAlign w:val="center"/>
-          </w:tcPr>
-          <w:p>
-            <w:pPr>
-              <w:keepNext w:val="false"/>
-              <w:spacing w:after="0" w:line="276"/>
+            <w:tcBorders>
+              <w:top w:val="single" w:sz="4" w:color="D9D9D9"/>
+              <w:left w:val="single" w:sz="4" w:color="D9D9D9"/>
+              <w:bottom w:val="single" w:sz="4" w:color="D9D9D9"/>
+              <w:right w:val="single" w:sz="4" w:color="D9D9D9"/>
+            </w:tcBorders>
+          </w:tcPr>
+          <w:p>
+            <w:pPr>
+              <w:keepNext w:val="false"/>
+              <w:spacing w:after="30" w:line="276"/>
             </w:pPr>
             <w:r>
               <w:rPr>
                 <w:rFonts w:ascii="Times New Roman" w:cs="Times New Roman" w:eastAsia="Times New Roman" w:hAnsi="Times New Roman"/>
                 <w:b w:val="false"/>
                 <w:bCs w:val="false"/>
-                <w:sz w:val="20"/>
+                <w:color w:val="262F37"/>
+                <w:sz w:val="19"/>
                 <w:szCs w:val="20"/>
               </w:rPr>
               <w:t xml:space="preserve">3</w:t>
@@ -1694,11 +1968,17 @@
               <w:right w:type="dxa" w:w="100"/>
             </w:tcMar>
             <w:vAlign w:val="center"/>
-          </w:tcPr>
-          <w:p>
-            <w:pPr>
-              <w:keepNext w:val="false"/>
-              <w:spacing w:after="0" w:line="276"/>
+            <w:tcBorders>
+              <w:top w:val="single" w:sz="4" w:color="D9D9D9"/>
+              <w:left w:val="single" w:sz="4" w:color="D9D9D9"/>
+              <w:bottom w:val="single" w:sz="4" w:color="D9D9D9"/>
+              <w:right w:val="single" w:sz="4" w:color="D9D9D9"/>
+            </w:tcBorders>
+          </w:tcPr>
+          <w:p>
+            <w:pPr>
+              <w:keepNext w:val="false"/>
+              <w:spacing w:after="30" w:line="276"/>
             </w:pPr>
           </w:p>
         </w:tc>
@@ -1712,11 +1992,17 @@
               <w:right w:type="dxa" w:w="100"/>
             </w:tcMar>
             <w:vAlign w:val="center"/>
-          </w:tcPr>
-          <w:p>
-            <w:pPr>
-              <w:keepNext w:val="false"/>
-              <w:spacing w:after="0" w:line="276"/>
+            <w:tcBorders>
+              <w:top w:val="single" w:sz="4" w:color="D9D9D9"/>
+              <w:left w:val="single" w:sz="4" w:color="D9D9D9"/>
+              <w:bottom w:val="single" w:sz="4" w:color="D9D9D9"/>
+              <w:right w:val="single" w:sz="4" w:color="D9D9D9"/>
+            </w:tcBorders>
+          </w:tcPr>
+          <w:p>
+            <w:pPr>
+              <w:keepNext w:val="false"/>
+              <w:spacing w:after="30" w:line="276"/>
             </w:pPr>
           </w:p>
         </w:tc>
@@ -1730,11 +2016,17 @@
               <w:right w:type="dxa" w:w="100"/>
             </w:tcMar>
             <w:vAlign w:val="center"/>
-          </w:tcPr>
-          <w:p>
-            <w:pPr>
-              <w:keepNext w:val="false"/>
-              <w:spacing w:after="0" w:line="276"/>
+            <w:tcBorders>
+              <w:top w:val="single" w:sz="4" w:color="D9D9D9"/>
+              <w:left w:val="single" w:sz="4" w:color="D9D9D9"/>
+              <w:bottom w:val="single" w:sz="4" w:color="D9D9D9"/>
+              <w:right w:val="single" w:sz="4" w:color="D9D9D9"/>
+            </w:tcBorders>
+          </w:tcPr>
+          <w:p>
+            <w:pPr>
+              <w:keepNext w:val="false"/>
+              <w:spacing w:after="30" w:line="276"/>
             </w:pPr>
           </w:p>
         </w:tc>
@@ -1748,11 +2040,17 @@
               <w:right w:type="dxa" w:w="100"/>
             </w:tcMar>
             <w:vAlign w:val="center"/>
-          </w:tcPr>
-          <w:p>
-            <w:pPr>
-              <w:keepNext w:val="false"/>
-              <w:spacing w:after="0" w:line="276"/>
+            <w:tcBorders>
+              <w:top w:val="single" w:sz="4" w:color="D9D9D9"/>
+              <w:left w:val="single" w:sz="4" w:color="D9D9D9"/>
+              <w:bottom w:val="single" w:sz="4" w:color="D9D9D9"/>
+              <w:right w:val="single" w:sz="4" w:color="D9D9D9"/>
+            </w:tcBorders>
+          </w:tcPr>
+          <w:p>
+            <w:pPr>
+              <w:keepNext w:val="false"/>
+              <w:spacing w:after="30" w:line="276"/>
             </w:pPr>
           </w:p>
         </w:tc>
@@ -1772,18 +2070,25 @@
               <w:right w:type="dxa" w:w="100"/>
             </w:tcMar>
             <w:vAlign w:val="center"/>
-          </w:tcPr>
-          <w:p>
-            <w:pPr>
-              <w:keepNext w:val="false"/>
-              <w:spacing w:after="0" w:line="276"/>
+            <w:tcBorders>
+              <w:top w:val="single" w:sz="4" w:color="D9D9D9"/>
+              <w:left w:val="single" w:sz="4" w:color="D9D9D9"/>
+              <w:bottom w:val="single" w:sz="4" w:color="D9D9D9"/>
+              <w:right w:val="single" w:sz="4" w:color="D9D9D9"/>
+            </w:tcBorders>
+          </w:tcPr>
+          <w:p>
+            <w:pPr>
+              <w:keepNext w:val="false"/>
+              <w:spacing w:after="30" w:line="276"/>
             </w:pPr>
             <w:r>
               <w:rPr>
                 <w:rFonts w:ascii="Times New Roman" w:cs="Times New Roman" w:eastAsia="Times New Roman" w:hAnsi="Times New Roman"/>
                 <w:b w:val="false"/>
                 <w:bCs w:val="false"/>
-                <w:sz w:val="20"/>
+                <w:color w:val="262F37"/>
+                <w:sz w:val="19"/>
                 <w:szCs w:val="20"/>
               </w:rPr>
               <w:t xml:space="preserve">4</w:t>
@@ -1800,11 +2105,17 @@
               <w:right w:type="dxa" w:w="100"/>
             </w:tcMar>
             <w:vAlign w:val="center"/>
-          </w:tcPr>
-          <w:p>
-            <w:pPr>
-              <w:keepNext w:val="false"/>
-              <w:spacing w:after="0" w:line="276"/>
+            <w:tcBorders>
+              <w:top w:val="single" w:sz="4" w:color="D9D9D9"/>
+              <w:left w:val="single" w:sz="4" w:color="D9D9D9"/>
+              <w:bottom w:val="single" w:sz="4" w:color="D9D9D9"/>
+              <w:right w:val="single" w:sz="4" w:color="D9D9D9"/>
+            </w:tcBorders>
+          </w:tcPr>
+          <w:p>
+            <w:pPr>
+              <w:keepNext w:val="false"/>
+              <w:spacing w:after="30" w:line="276"/>
             </w:pPr>
           </w:p>
         </w:tc>
@@ -1818,11 +2129,17 @@
               <w:right w:type="dxa" w:w="100"/>
             </w:tcMar>
             <w:vAlign w:val="center"/>
-          </w:tcPr>
-          <w:p>
-            <w:pPr>
-              <w:keepNext w:val="false"/>
-              <w:spacing w:after="0" w:line="276"/>
+            <w:tcBorders>
+              <w:top w:val="single" w:sz="4" w:color="D9D9D9"/>
+              <w:left w:val="single" w:sz="4" w:color="D9D9D9"/>
+              <w:bottom w:val="single" w:sz="4" w:color="D9D9D9"/>
+              <w:right w:val="single" w:sz="4" w:color="D9D9D9"/>
+            </w:tcBorders>
+          </w:tcPr>
+          <w:p>
+            <w:pPr>
+              <w:keepNext w:val="false"/>
+              <w:spacing w:after="30" w:line="276"/>
             </w:pPr>
           </w:p>
         </w:tc>
@@ -1836,11 +2153,17 @@
               <w:right w:type="dxa" w:w="100"/>
             </w:tcMar>
             <w:vAlign w:val="center"/>
-          </w:tcPr>
-          <w:p>
-            <w:pPr>
-              <w:keepNext w:val="false"/>
-              <w:spacing w:after="0" w:line="276"/>
+            <w:tcBorders>
+              <w:top w:val="single" w:sz="4" w:color="D9D9D9"/>
+              <w:left w:val="single" w:sz="4" w:color="D9D9D9"/>
+              <w:bottom w:val="single" w:sz="4" w:color="D9D9D9"/>
+              <w:right w:val="single" w:sz="4" w:color="D9D9D9"/>
+            </w:tcBorders>
+          </w:tcPr>
+          <w:p>
+            <w:pPr>
+              <w:keepNext w:val="false"/>
+              <w:spacing w:after="30" w:line="276"/>
             </w:pPr>
           </w:p>
         </w:tc>
@@ -1854,11 +2177,17 @@
               <w:right w:type="dxa" w:w="100"/>
             </w:tcMar>
             <w:vAlign w:val="center"/>
-          </w:tcPr>
-          <w:p>
-            <w:pPr>
-              <w:keepNext w:val="false"/>
-              <w:spacing w:after="0" w:line="276"/>
+            <w:tcBorders>
+              <w:top w:val="single" w:sz="4" w:color="D9D9D9"/>
+              <w:left w:val="single" w:sz="4" w:color="D9D9D9"/>
+              <w:bottom w:val="single" w:sz="4" w:color="D9D9D9"/>
+              <w:right w:val="single" w:sz="4" w:color="D9D9D9"/>
+            </w:tcBorders>
+          </w:tcPr>
+          <w:p>
+            <w:pPr>
+              <w:keepNext w:val="false"/>
+              <w:spacing w:after="30" w:line="276"/>
             </w:pPr>
           </w:p>
         </w:tc>
@@ -1866,13 +2195,13 @@
     </w:tbl>
     <w:p>
       <w:pPr>
-        <w:spacing w:after="120" w:line="276"/>
-      </w:pPr>
-      <w:r>
-        <w:rPr>
-          <w:rFonts w:ascii="Times New Roman" w:cs="Times New Roman" w:eastAsia="Times New Roman" w:hAnsi="Times New Roman"/>
-          <w:color w:val="595959"/>
-          <w:sz w:val="19"/>
+        <w:spacing w:after="60" w:line="276"/>
+      </w:pPr>
+      <w:r>
+        <w:rPr>
+          <w:rFonts w:ascii="Times New Roman" w:cs="Times New Roman" w:eastAsia="Times New Roman" w:hAnsi="Times New Roman"/>
+          <w:color w:val="262F37"/>
+          <w:sz w:val="21"/>
           <w:szCs w:val="19"/>
         </w:rPr>
         <w:t xml:space="preserve">Отдельные замечания и спорные объёмы перенесите в 07-reestr-zamechaniy.xlsx. Не заполняйте отсутствие сведений нулевыми значениями.</w:t>
@@ -1881,14 +2210,15 @@
     <w:p>
       <w:pPr>
         <w:keepNext/>
-        <w:spacing w:after="100" w:line="276"/>
+        <w:spacing w:after="80" w:line="276" w:before="160"/>
       </w:pPr>
       <w:r>
         <w:rPr>
           <w:rFonts w:ascii="Times New Roman" w:cs="Times New Roman" w:eastAsia="Times New Roman" w:hAnsi="Times New Roman"/>
           <w:b/>
           <w:bCs/>
-          <w:sz w:val="21"/>
+          <w:color w:val="8E6F32"/>
+          <w:sz w:val="24"/>
           <w:szCs w:val="21"/>
         </w:rPr>
         <w:t xml:space="preserve">Подписи сторон</w:t>
@@ -1919,26 +2249,33 @@
         <w:tc>
           <w:tcPr>
             <w:tcW w:type="dxa" w:w="4680"/>
-            <w:shd w:fill="EDEDED" w:val="clear"/>
-            <w:tcMar>
-              <w:top w:type="dxa" w:w="60"/>
-              <w:left w:type="dxa" w:w="100"/>
-              <w:bottom w:type="dxa" w:w="60"/>
-              <w:right w:type="dxa" w:w="100"/>
-            </w:tcMar>
-            <w:vAlign w:val="center"/>
+            <w:shd w:fill="F2EFE9" w:val="clear"/>
+            <w:tcMar>
+              <w:top w:type="dxa" w:w="60"/>
+              <w:left w:type="dxa" w:w="100"/>
+              <w:bottom w:type="dxa" w:w="60"/>
+              <w:right w:type="dxa" w:w="100"/>
+            </w:tcMar>
+            <w:vAlign w:val="center"/>
+            <w:tcBorders>
+              <w:top w:val="single" w:sz="4" w:color="D9D9D9"/>
+              <w:left w:val="single" w:sz="4" w:color="D9D9D9"/>
+              <w:bottom w:val="single" w:sz="4" w:color="D9D9D9"/>
+              <w:right w:val="single" w:sz="4" w:color="D9D9D9"/>
+            </w:tcBorders>
           </w:tcPr>
           <w:p>
             <w:pPr>
               <w:keepNext/>
-              <w:spacing w:after="0" w:line="276"/>
+              <w:spacing w:after="30" w:line="276"/>
             </w:pPr>
             <w:r>
               <w:rPr>
                 <w:rFonts w:ascii="Times New Roman" w:cs="Times New Roman" w:eastAsia="Times New Roman" w:hAnsi="Times New Roman"/>
                 <w:b/>
                 <w:bCs/>
-                <w:sz w:val="20"/>
+                <w:color w:val="262F37"/>
+                <w:sz w:val="19"/>
                 <w:szCs w:val="20"/>
               </w:rPr>
               <w:t xml:space="preserve">Подрядчик</w:t>
@@ -1948,26 +2285,33 @@
         <w:tc>
           <w:tcPr>
             <w:tcW w:type="dxa" w:w="4680"/>
-            <w:shd w:fill="EDEDED" w:val="clear"/>
-            <w:tcMar>
-              <w:top w:type="dxa" w:w="60"/>
-              <w:left w:type="dxa" w:w="100"/>
-              <w:bottom w:type="dxa" w:w="60"/>
-              <w:right w:type="dxa" w:w="100"/>
-            </w:tcMar>
-            <w:vAlign w:val="center"/>
+            <w:shd w:fill="F2EFE9" w:val="clear"/>
+            <w:tcMar>
+              <w:top w:type="dxa" w:w="60"/>
+              <w:left w:type="dxa" w:w="100"/>
+              <w:bottom w:type="dxa" w:w="60"/>
+              <w:right w:type="dxa" w:w="100"/>
+            </w:tcMar>
+            <w:vAlign w:val="center"/>
+            <w:tcBorders>
+              <w:top w:val="single" w:sz="4" w:color="D9D9D9"/>
+              <w:left w:val="single" w:sz="4" w:color="D9D9D9"/>
+              <w:bottom w:val="single" w:sz="4" w:color="D9D9D9"/>
+              <w:right w:val="single" w:sz="4" w:color="D9D9D9"/>
+            </w:tcBorders>
           </w:tcPr>
           <w:p>
             <w:pPr>
               <w:keepNext/>
-              <w:spacing w:after="0" w:line="276"/>
+              <w:spacing w:after="30" w:line="276"/>
             </w:pPr>
             <w:r>
               <w:rPr>
                 <w:rFonts w:ascii="Times New Roman" w:cs="Times New Roman" w:eastAsia="Times New Roman" w:hAnsi="Times New Roman"/>
                 <w:b/>
                 <w:bCs/>
-                <w:sz w:val="20"/>
+                <w:color w:val="262F37"/>
+                <w:sz w:val="19"/>
                 <w:szCs w:val="20"/>
               </w:rPr>
               <w:t xml:space="preserve">Заказчик</w:t>
@@ -1990,18 +2334,26 @@
               <w:right w:type="dxa" w:w="100"/>
             </w:tcMar>
             <w:vAlign w:val="center"/>
+            <w:tcBorders>
+              <w:top w:val="single" w:sz="4" w:color="D9D9D9"/>
+              <w:left w:val="single" w:sz="4" w:color="D9D9D9"/>
+              <w:bottom w:val="single" w:sz="4" w:color="D9D9D9"/>
+              <w:right w:val="single" w:sz="4" w:color="D9D9D9"/>
+            </w:tcBorders>
+            <w:shd w:fill="F2EFE9"/>
           </w:tcPr>
           <w:p>
             <w:pPr>
               <w:keepNext/>
-              <w:spacing w:after="0" w:line="276"/>
+              <w:spacing w:after="30" w:line="276"/>
             </w:pPr>
             <w:r>
               <w:rPr>
                 <w:rFonts w:ascii="Times New Roman" w:cs="Times New Roman" w:eastAsia="Times New Roman" w:hAnsi="Times New Roman"/>
                 <w:b w:val="false"/>
                 <w:bCs w:val="false"/>
-                <w:sz w:val="20"/>
+                <w:color w:val="262F37"/>
+                <w:sz w:val="19"/>
                 <w:szCs w:val="20"/>
               </w:rPr>
               <w:t xml:space="preserve">Должность </w:t>
@@ -2013,8 +2365,8 @@
                 <w:bCs/>
                 <w:i w:val="false"/>
                 <w:iCs w:val="false"/>
-                <w:color w:val="000000"/>
-                <w:sz w:val="20"/>
+                <w:color w:val="262F37"/>
+                <w:sz w:val="19"/>
                 <w:szCs w:val="20"/>
               </w:rPr>
               <w:t xml:space="preserve">{{ДОЛЖНОСТЬ_ПОДРЯДЧИКА}}</w:t>
@@ -2031,18 +2383,25 @@
               <w:right w:type="dxa" w:w="100"/>
             </w:tcMar>
             <w:vAlign w:val="center"/>
+            <w:tcBorders>
+              <w:top w:val="single" w:sz="4" w:color="D9D9D9"/>
+              <w:left w:val="single" w:sz="4" w:color="D9D9D9"/>
+              <w:bottom w:val="single" w:sz="4" w:color="D9D9D9"/>
+              <w:right w:val="single" w:sz="4" w:color="D9D9D9"/>
+            </w:tcBorders>
           </w:tcPr>
           <w:p>
             <w:pPr>
               <w:keepNext/>
-              <w:spacing w:after="0" w:line="276"/>
+              <w:spacing w:after="30" w:line="276"/>
             </w:pPr>
             <w:r>
               <w:rPr>
                 <w:rFonts w:ascii="Times New Roman" w:cs="Times New Roman" w:eastAsia="Times New Roman" w:hAnsi="Times New Roman"/>
                 <w:b w:val="false"/>
                 <w:bCs w:val="false"/>
-                <w:sz w:val="20"/>
+                <w:color w:val="262F37"/>
+                <w:sz w:val="19"/>
                 <w:szCs w:val="20"/>
               </w:rPr>
               <w:t xml:space="preserve">Должность </w:t>
@@ -2054,8 +2413,8 @@
                 <w:bCs/>
                 <w:i w:val="false"/>
                 <w:iCs w:val="false"/>
-                <w:color w:val="000000"/>
-                <w:sz w:val="20"/>
+                <w:color w:val="262F37"/>
+                <w:sz w:val="19"/>
                 <w:szCs w:val="20"/>
               </w:rPr>
               <w:t xml:space="preserve">{{ДОЛЖНОСТЬ_ЗАКАЗЧИКА}}</w:t>
@@ -2078,18 +2437,26 @@
               <w:right w:type="dxa" w:w="100"/>
             </w:tcMar>
             <w:vAlign w:val="center"/>
+            <w:tcBorders>
+              <w:top w:val="single" w:sz="4" w:color="D9D9D9"/>
+              <w:left w:val="single" w:sz="4" w:color="D9D9D9"/>
+              <w:bottom w:val="single" w:sz="4" w:color="D9D9D9"/>
+              <w:right w:val="single" w:sz="4" w:color="D9D9D9"/>
+            </w:tcBorders>
+            <w:shd w:fill="F2EFE9"/>
           </w:tcPr>
           <w:p>
             <w:pPr>
               <w:keepNext/>
-              <w:spacing w:after="0" w:line="276"/>
+              <w:spacing w:after="30" w:line="276"/>
             </w:pPr>
             <w:r>
               <w:rPr>
                 <w:rFonts w:ascii="Times New Roman" w:cs="Times New Roman" w:eastAsia="Times New Roman" w:hAnsi="Times New Roman"/>
                 <w:b w:val="false"/>
                 <w:bCs w:val="false"/>
-                <w:sz w:val="20"/>
+                <w:color w:val="262F37"/>
+                <w:sz w:val="19"/>
                 <w:szCs w:val="20"/>
               </w:rPr>
               <w:t xml:space="preserve">Основание полномочий </w:t>
@@ -2101,8 +2468,8 @@
                 <w:bCs/>
                 <w:i w:val="false"/>
                 <w:iCs w:val="false"/>
-                <w:color w:val="000000"/>
-                <w:sz w:val="20"/>
+                <w:color w:val="262F37"/>
+                <w:sz w:val="19"/>
                 <w:szCs w:val="20"/>
               </w:rPr>
               <w:t xml:space="preserve">{{ПОЛНОМОЧИЯ_ПОДРЯДЧИКА}}</w:t>
@@ -2119,18 +2486,25 @@
               <w:right w:type="dxa" w:w="100"/>
             </w:tcMar>
             <w:vAlign w:val="center"/>
+            <w:tcBorders>
+              <w:top w:val="single" w:sz="4" w:color="D9D9D9"/>
+              <w:left w:val="single" w:sz="4" w:color="D9D9D9"/>
+              <w:bottom w:val="single" w:sz="4" w:color="D9D9D9"/>
+              <w:right w:val="single" w:sz="4" w:color="D9D9D9"/>
+            </w:tcBorders>
           </w:tcPr>
           <w:p>
             <w:pPr>
               <w:keepNext/>
-              <w:spacing w:after="0" w:line="276"/>
+              <w:spacing w:after="30" w:line="276"/>
             </w:pPr>
             <w:r>
               <w:rPr>
                 <w:rFonts w:ascii="Times New Roman" w:cs="Times New Roman" w:eastAsia="Times New Roman" w:hAnsi="Times New Roman"/>
                 <w:b w:val="false"/>
                 <w:bCs w:val="false"/>
-                <w:sz w:val="20"/>
+                <w:color w:val="262F37"/>
+                <w:sz w:val="19"/>
                 <w:szCs w:val="20"/>
               </w:rPr>
               <w:t xml:space="preserve">Основание полномочий </w:t>
@@ -2142,8 +2516,8 @@
                 <w:bCs/>
                 <w:i w:val="false"/>
                 <w:iCs w:val="false"/>
-                <w:color w:val="000000"/>
-                <w:sz w:val="20"/>
+                <w:color w:val="262F37"/>
+                <w:sz w:val="19"/>
                 <w:szCs w:val="20"/>
               </w:rPr>
               <w:t xml:space="preserve">{{ПОЛНОМОЧИЯ_ЗАКАЗЧИКА}}</w:t>
@@ -2166,18 +2540,26 @@
               <w:right w:type="dxa" w:w="100"/>
             </w:tcMar>
             <w:vAlign w:val="center"/>
+            <w:tcBorders>
+              <w:top w:val="single" w:sz="4" w:color="D9D9D9"/>
+              <w:left w:val="single" w:sz="4" w:color="D9D9D9"/>
+              <w:bottom w:val="single" w:sz="4" w:color="D9D9D9"/>
+              <w:right w:val="single" w:sz="4" w:color="D9D9D9"/>
+            </w:tcBorders>
+            <w:shd w:fill="F2EFE9"/>
           </w:tcPr>
           <w:p>
             <w:pPr>
               <w:keepNext/>
-              <w:spacing w:after="0" w:line="276"/>
+              <w:spacing w:after="30" w:line="276"/>
             </w:pPr>
             <w:r>
               <w:rPr>
                 <w:rFonts w:ascii="Times New Roman" w:cs="Times New Roman" w:eastAsia="Times New Roman" w:hAnsi="Times New Roman"/>
                 <w:b w:val="false"/>
                 <w:bCs w:val="false"/>
-                <w:sz w:val="20"/>
+                <w:color w:val="262F37"/>
+                <w:sz w:val="19"/>
                 <w:szCs w:val="20"/>
               </w:rPr>
               <w:t xml:space="preserve">Подпись ____________________</w:t>
@@ -2194,18 +2576,25 @@
               <w:right w:type="dxa" w:w="100"/>
             </w:tcMar>
             <w:vAlign w:val="center"/>
+            <w:tcBorders>
+              <w:top w:val="single" w:sz="4" w:color="D9D9D9"/>
+              <w:left w:val="single" w:sz="4" w:color="D9D9D9"/>
+              <w:bottom w:val="single" w:sz="4" w:color="D9D9D9"/>
+              <w:right w:val="single" w:sz="4" w:color="D9D9D9"/>
+            </w:tcBorders>
           </w:tcPr>
           <w:p>
             <w:pPr>
               <w:keepNext/>
-              <w:spacing w:after="0" w:line="276"/>
+              <w:spacing w:after="30" w:line="276"/>
             </w:pPr>
             <w:r>
               <w:rPr>
                 <w:rFonts w:ascii="Times New Roman" w:cs="Times New Roman" w:eastAsia="Times New Roman" w:hAnsi="Times New Roman"/>
                 <w:b w:val="false"/>
                 <w:bCs w:val="false"/>
-                <w:sz w:val="20"/>
+                <w:color w:val="262F37"/>
+                <w:sz w:val="19"/>
                 <w:szCs w:val="20"/>
               </w:rPr>
               <w:t xml:space="preserve">Подпись ____________________</w:t>
@@ -2228,18 +2617,26 @@
               <w:right w:type="dxa" w:w="100"/>
             </w:tcMar>
             <w:vAlign w:val="center"/>
+            <w:tcBorders>
+              <w:top w:val="single" w:sz="4" w:color="D9D9D9"/>
+              <w:left w:val="single" w:sz="4" w:color="D9D9D9"/>
+              <w:bottom w:val="single" w:sz="4" w:color="D9D9D9"/>
+              <w:right w:val="single" w:sz="4" w:color="D9D9D9"/>
+            </w:tcBorders>
+            <w:shd w:fill="F2EFE9"/>
           </w:tcPr>
           <w:p>
             <w:pPr>
               <w:keepNext/>
-              <w:spacing w:after="0" w:line="276"/>
+              <w:spacing w:after="30" w:line="276"/>
             </w:pPr>
             <w:r>
               <w:rPr>
                 <w:rFonts w:ascii="Times New Roman" w:cs="Times New Roman" w:eastAsia="Times New Roman" w:hAnsi="Times New Roman"/>
                 <w:b w:val="false"/>
                 <w:bCs w:val="false"/>
-                <w:sz w:val="20"/>
+                <w:color w:val="262F37"/>
+                <w:sz w:val="19"/>
                 <w:szCs w:val="20"/>
               </w:rPr>
               <w:t xml:space="preserve">Расшифровка </w:t>
@@ -2251,8 +2648,8 @@
                 <w:bCs/>
                 <w:i w:val="false"/>
                 <w:iCs w:val="false"/>
-                <w:color w:val="000000"/>
-                <w:sz w:val="20"/>
+                <w:color w:val="262F37"/>
+                <w:sz w:val="19"/>
                 <w:szCs w:val="20"/>
               </w:rPr>
               <w:t xml:space="preserve">{{ФИО_ПОДРЯДЧИКА}}</w:t>
@@ -2269,18 +2666,25 @@
               <w:right w:type="dxa" w:w="100"/>
             </w:tcMar>
             <w:vAlign w:val="center"/>
+            <w:tcBorders>
+              <w:top w:val="single" w:sz="4" w:color="D9D9D9"/>
+              <w:left w:val="single" w:sz="4" w:color="D9D9D9"/>
+              <w:bottom w:val="single" w:sz="4" w:color="D9D9D9"/>
+              <w:right w:val="single" w:sz="4" w:color="D9D9D9"/>
+            </w:tcBorders>
           </w:tcPr>
           <w:p>
             <w:pPr>
               <w:keepNext/>
-              <w:spacing w:after="0" w:line="276"/>
+              <w:spacing w:after="30" w:line="276"/>
             </w:pPr>
             <w:r>
               <w:rPr>
                 <w:rFonts w:ascii="Times New Roman" w:cs="Times New Roman" w:eastAsia="Times New Roman" w:hAnsi="Times New Roman"/>
                 <w:b w:val="false"/>
                 <w:bCs w:val="false"/>
-                <w:sz w:val="20"/>
+                <w:color w:val="262F37"/>
+                <w:sz w:val="19"/>
                 <w:szCs w:val="20"/>
               </w:rPr>
               <w:t xml:space="preserve">Расшифровка </w:t>
@@ -2292,8 +2696,8 @@
                 <w:bCs/>
                 <w:i w:val="false"/>
                 <w:iCs w:val="false"/>
-                <w:color w:val="000000"/>
-                <w:sz w:val="20"/>
+                <w:color w:val="262F37"/>
+                <w:sz w:val="19"/>
                 <w:szCs w:val="20"/>
               </w:rPr>
               <w:t xml:space="preserve">{{ФИО_ЗАКАЗЧИКА}}</w:t>
@@ -2316,18 +2720,26 @@
               <w:right w:type="dxa" w:w="100"/>
             </w:tcMar>
             <w:vAlign w:val="center"/>
-          </w:tcPr>
-          <w:p>
-            <w:pPr>
-              <w:keepNext w:val="false"/>
-              <w:spacing w:after="0" w:line="276"/>
+            <w:tcBorders>
+              <w:top w:val="single" w:sz="4" w:color="D9D9D9"/>
+              <w:left w:val="single" w:sz="4" w:color="D9D9D9"/>
+              <w:bottom w:val="single" w:sz="4" w:color="D9D9D9"/>
+              <w:right w:val="single" w:sz="4" w:color="D9D9D9"/>
+            </w:tcBorders>
+            <w:shd w:fill="F2EFE9"/>
+          </w:tcPr>
+          <w:p>
+            <w:pPr>
+              <w:keepNext w:val="false"/>
+              <w:spacing w:after="30" w:line="276"/>
             </w:pPr>
             <w:r>
               <w:rPr>
                 <w:rFonts w:ascii="Times New Roman" w:cs="Times New Roman" w:eastAsia="Times New Roman" w:hAnsi="Times New Roman"/>
                 <w:b w:val="false"/>
                 <w:bCs w:val="false"/>
-                <w:sz w:val="20"/>
+                <w:color w:val="262F37"/>
+                <w:sz w:val="19"/>
                 <w:szCs w:val="20"/>
               </w:rPr>
               <w:t xml:space="preserve">Дата подписи </w:t>
@@ -2339,8 +2751,8 @@
                 <w:bCs/>
                 <w:i w:val="false"/>
                 <w:iCs w:val="false"/>
-                <w:color w:val="000000"/>
-                <w:sz w:val="20"/>
+                <w:color w:val="262F37"/>
+                <w:sz w:val="19"/>
                 <w:szCs w:val="20"/>
               </w:rPr>
               <w:t xml:space="preserve">{{ДАТА_ПОДПИСИ_ПОДРЯДЧИКА}}</w:t>
@@ -2357,18 +2769,25 @@
               <w:right w:type="dxa" w:w="100"/>
             </w:tcMar>
             <w:vAlign w:val="center"/>
-          </w:tcPr>
-          <w:p>
-            <w:pPr>
-              <w:keepNext w:val="false"/>
-              <w:spacing w:after="0" w:line="276"/>
+            <w:tcBorders>
+              <w:top w:val="single" w:sz="4" w:color="D9D9D9"/>
+              <w:left w:val="single" w:sz="4" w:color="D9D9D9"/>
+              <w:bottom w:val="single" w:sz="4" w:color="D9D9D9"/>
+              <w:right w:val="single" w:sz="4" w:color="D9D9D9"/>
+            </w:tcBorders>
+          </w:tcPr>
+          <w:p>
+            <w:pPr>
+              <w:keepNext w:val="false"/>
+              <w:spacing w:after="30" w:line="276"/>
             </w:pPr>
             <w:r>
               <w:rPr>
                 <w:rFonts w:ascii="Times New Roman" w:cs="Times New Roman" w:eastAsia="Times New Roman" w:hAnsi="Times New Roman"/>
                 <w:b w:val="false"/>
                 <w:bCs w:val="false"/>
-                <w:sz w:val="20"/>
+                <w:color w:val="262F37"/>
+                <w:sz w:val="19"/>
                 <w:szCs w:val="20"/>
               </w:rPr>
               <w:t xml:space="preserve">Дата подписи </w:t>
@@ -2380,8 +2799,8 @@
                 <w:bCs/>
                 <w:i w:val="false"/>
                 <w:iCs w:val="false"/>
-                <w:color w:val="000000"/>
-                <w:sz w:val="20"/>
+                <w:color w:val="262F37"/>
+                <w:sz w:val="19"/>
                 <w:szCs w:val="20"/>
               </w:rPr>
               <w:t xml:space="preserve">{{ДАТА_ПОДПИСИ_ЗАКАЗЧИКА}}</w:t>
@@ -2392,7 +2811,7 @@
     </w:tbl>
     <w:sectPr>
       <w:pgSz w:w="11906" w:h="16838" w:orient="portrait"/>
-      <w:pgMar w:top="1133" w:right="850" w:bottom="1133" w:left="1417" w:header="708" w:footer="708" w:gutter="0"/>
+      <w:pgMar w:top="964" w:right="1020" w:bottom="964" w:left="1020" w:header="708" w:footer="708" w:gutter="0"/>
       <w:pgNumType/>
       <w:docGrid w:linePitch="360"/>
     </w:sectPr>
@@ -2596,6 +3015,14 @@
   <w:style w:type="paragraph" w:styleId="Normal" w:default="1">
     <w:name w:val="Normal"/>
     <w:qFormat/>
+    <w:pPr>
+      <w:spacing w:after="70"/>
+    </w:pPr>
+    <w:rPr>
+      <w:rFonts w:ascii="Times New Roman" w:hAnsi="Times New Roman"/>
+      <w:color w:val="262F37"/>
+      <w:sz w:val="21"/>
+    </w:rPr>
   </w:style>
   <w:style w:type="table" w:styleId="TableNormal" w:default="true">
     <w:name w:val="Normal Table"/>
@@ -2617,8 +3044,14 @@
     <w:basedOn w:val="Normal"/>
     <w:next w:val="Normal"/>
     <w:qFormat/>
+    <w:pPr>
+      <w:spacing w:after="180"/>
+    </w:pPr>
     <w:rPr>
-      <w:sz w:val="56"/>
+      <w:rFonts w:ascii="Times New Roman" w:hAnsi="Times New Roman"/>
+      <w:b/>
+      <w:color w:val="000000"/>
+      <w:sz w:val="34"/>
       <w:szCs w:val="56"/>
     </w:rPr>
   </w:style>
